--- a/docs/Webhook-Integracion-Premier-Fase2.docx
+++ b/docs/Webhook-Integracion-Premier-Fase2.docx
@@ -64,7 +64,7 @@
           <w:sz w:val="20"/>
           <w:szCs w:val="20"/>
         </w:rPr>
-        <w:t xml:space="preserve">Proveedor: Premier  |  Fecha: 14 de abril de 2026  |  Version: 2.0</w:t>
+        <w:t xml:space="preserve">Proveedor: Premier (canal premier2)  |  Fecha: 25 de mayo de 2026  |  Version: 2.1</w:t>
       </w:r>
     </w:p>
     <w:p>
@@ -165,7 +165,63 @@
           <w:sz w:val="22"/>
           <w:szCs w:val="22"/>
         </w:rPr>
-        <w:t xml:space="preserve">Ahora el sistema valida y procesa cada jugada. La respuesta incluye el estado del ticket (ACCEPTED o REJECTED) con el motivo si fue rechazada. El endpoint y token siguen siendo los mismos.</w:t>
+        <w:t xml:space="preserve">Ahora el sistema valida y procesa cada jugada. La respuesta incluye el estado del ticket (ACCEPTED o REJECTED) y, cuando es ACCEPTED, un arreglo items con el desglose exacto de lo que se vendio (numero y monto). El endpoint y token siguen siendo los mismos.</w:t>
+      </w:r>
+    </w:p>
+    <w:p>
+      <w:pPr>
+        <w:pBdr>
+          <w:left w:val="single" w:color="2563EB" w:sz="6"/>
+        </w:pBdr>
+        <w:shd w:fill="EFF6FF" w:val="clear"/>
+        <w:spacing w:after="120" w:before="120"/>
+        <w:ind w:left="215" w:right="215"/>
+      </w:pPr>
+      <w:r>
+        <w:rPr>
+          <w:rFonts w:ascii="Calibri" w:cs="Calibri" w:eastAsia="Calibri" w:hAnsi="Calibri"/>
+          <w:b/>
+          <w:bCs/>
+          <w:sz w:val="22"/>
+          <w:szCs w:val="22"/>
+        </w:rPr>
+        <w:t xml:space="preserve">Nuevo en v2.1 — Aceptacion parcial: </w:t>
+      </w:r>
+      <w:r>
+        <w:rPr>
+          <w:rFonts w:ascii="Calibri" w:cs="Calibri" w:eastAsia="Calibri" w:hAnsi="Calibri"/>
+          <w:sz w:val="22"/>
+          <w:szCs w:val="22"/>
+        </w:rPr>
+        <w:t xml:space="preserve">Si un ticket trae varias jugadas y alguna no tiene cupo o esta bloqueada, ya no se rechaza el ticket completo. Se crea el ticket solo con las jugadas disponibles y el arreglo items refleja unicamente lo aceptado. Si una jugada no aparece en items, significa que no se vendio — comparen contra el payload enviado para identificar cuales no entraron. Si ninguna jugada tiene cupo, el ticket se rechaza con status REJECTED.</w:t>
+      </w:r>
+    </w:p>
+    <w:p>
+      <w:pPr>
+        <w:pBdr>
+          <w:left w:val="single" w:color="EAB308" w:sz="6"/>
+        </w:pBdr>
+        <w:shd w:fill="FEFCE8" w:val="clear"/>
+        <w:spacing w:after="120" w:before="120"/>
+        <w:ind w:left="215" w:right="215"/>
+      </w:pPr>
+      <w:r>
+        <w:rPr>
+          <w:rFonts w:ascii="Calibri" w:cs="Calibri" w:eastAsia="Calibri" w:hAnsi="Calibri"/>
+          <w:b/>
+          <w:bCs/>
+          <w:sz w:val="22"/>
+          <w:szCs w:val="22"/>
+        </w:rPr>
+        <w:t xml:space="preserve">Canal de pruebas dedicado (slug premier2): </w:t>
+      </w:r>
+      <w:r>
+        <w:rPr>
+          <w:rFonts w:ascii="Calibri" w:cs="Calibri" w:eastAsia="Calibri" w:hAnsi="Calibri"/>
+          <w:sz w:val="22"/>
+          <w:szCs w:val="22"/>
+        </w:rPr>
+        <w:t xml:space="preserve">Para que ustedes puedan probar el nuevo comportamiento sin afectar el flujo en produccion, habilitamos un endpoint paralelo con slug "premier2" y token nuevo. El canal "premier" original sigue funcionando con el comportamiento de v2.0 (todo o nada). Cuando confirmen que sus pruebas pasaron, migramos el comportamiento al canal "premier" y desactivamos "premier2".</w:t>
       </w:r>
     </w:p>
     <w:p>
@@ -277,7 +333,7 @@
                 <w:sz w:val="20"/>
                 <w:szCs w:val="20"/>
               </w:rPr>
-              <w:t xml:space="preserve">https://toteback.atilax.io/api/webhooks/premier</w:t>
+              <w:t xml:space="preserve">https://toteback.atilax.io/api/webhooks/premier2</w:t>
             </w:r>
           </w:p>
         </w:tc>
@@ -391,7 +447,7 @@
                 <w:sz w:val="20"/>
                 <w:szCs w:val="20"/>
               </w:rPr>
-              <w:t xml:space="preserve">7ec15f3c38754e38075330940ab9c65aa1a223bee356e627a51b23ce297d3c34</w:t>
+              <w:t xml:space="preserve">7c6ccaca3d60380ffd20df635702d21502254e4e6d59c12552d92423bd93cce3</w:t>
             </w:r>
           </w:p>
         </w:tc>
@@ -476,9 +532,9 @@
     <w:p>
       <w:pPr>
         <w:pBdr>
-          <w:left w:val="single" w:color="2563EB" w:sz="6"/>
+          <w:left w:val="single" w:color="EAB308" w:sz="6"/>
         </w:pBdr>
-        <w:shd w:fill="EFF6FF" w:val="clear"/>
+        <w:shd w:fill="FEFCE8" w:val="clear"/>
         <w:spacing w:after="120" w:before="120"/>
         <w:ind w:left="215" w:right="215"/>
       </w:pPr>
@@ -490,15 +546,15 @@
           <w:sz w:val="22"/>
           <w:szCs w:val="22"/>
         </w:rPr>
-        <w:t xml:space="preserve">Sin cambios: </w:t>
-      </w:r>
-      <w:r>
-        <w:rPr>
-          <w:rFonts w:ascii="Calibri" w:cs="Calibri" w:eastAsia="Calibri" w:hAnsi="Calibri"/>
-          <w:sz w:val="22"/>
-          <w:szCs w:val="22"/>
-        </w:rPr>
-        <w:t xml:space="preserve">El endpoint, token y metodo de autenticacion son identicos a la Fase 1. No necesitan modificar su configuracion de conexion.</w:t>
+        <w:t xml:space="preserve">Importante — URL y Token NUEVOS: </w:t>
+      </w:r>
+      <w:r>
+        <w:rPr>
+          <w:rFonts w:ascii="Calibri" w:cs="Calibri" w:eastAsia="Calibri" w:hAnsi="Calibri"/>
+          <w:sz w:val="22"/>
+          <w:szCs w:val="22"/>
+        </w:rPr>
+        <w:t xml:space="preserve">Para esta fase de pruebas deben usar el endpoint /premier2 (no /premier) y el token nuevo que aparece en la tabla. El endpoint y token del canal "premier" original NO sirven para probar la aceptacion parcial. Cuando terminen las pruebas y migremos el comportamiento al canal "premier", podran volver a la URL/token original.</w:t>
       </w:r>
     </w:p>
     <w:p>
@@ -1649,7 +1705,7 @@
           <w:sz w:val="22"/>
           <w:szCs w:val="22"/>
         </w:rPr>
-        <w:t xml:space="preserve">Jugada aceptada (ticket creado exitosamente):</w:t>
+        <w:t xml:space="preserve">Jugada aceptada (todas las jugadas vendidas):</w:t>
       </w:r>
     </w:p>
     <w:p>
@@ -1761,7 +1817,87 @@
           <w:sz w:val="17"/>
           <w:szCs w:val="17"/>
         </w:rPr>
-        <w:t xml:space="preserve">    "status": "ACCEPTED"</w:t>
+        <w:t xml:space="preserve">    "status": "ACCEPTED",</w:t>
+      </w:r>
+    </w:p>
+    <w:p>
+      <w:pPr>
+        <w:shd w:fill="1E293B" w:val="clear"/>
+        <w:spacing w:after="0" w:before="0"/>
+        <w:ind w:left="215" w:right="215"/>
+      </w:pPr>
+      <w:r>
+        <w:rPr>
+          <w:rFonts w:ascii="Consolas" w:cs="Consolas" w:eastAsia="Consolas" w:hAnsi="Consolas"/>
+          <w:color w:val="E2E8F0"/>
+          <w:sz w:val="17"/>
+          <w:szCs w:val="17"/>
+        </w:rPr>
+        <w:t xml:space="preserve">    "totalAmount": 3500,</w:t>
+      </w:r>
+    </w:p>
+    <w:p>
+      <w:pPr>
+        <w:shd w:fill="1E293B" w:val="clear"/>
+        <w:spacing w:after="0" w:before="0"/>
+        <w:ind w:left="215" w:right="215"/>
+      </w:pPr>
+      <w:r>
+        <w:rPr>
+          <w:rFonts w:ascii="Consolas" w:cs="Consolas" w:eastAsia="Consolas" w:hAnsi="Consolas"/>
+          <w:color w:val="E2E8F0"/>
+          <w:sz w:val="17"/>
+          <w:szCs w:val="17"/>
+        </w:rPr>
+        <w:t xml:space="preserve">    "items": [</w:t>
+      </w:r>
+    </w:p>
+    <w:p>
+      <w:pPr>
+        <w:shd w:fill="1E293B" w:val="clear"/>
+        <w:spacing w:after="0" w:before="0"/>
+        <w:ind w:left="215" w:right="215"/>
+      </w:pPr>
+      <w:r>
+        <w:rPr>
+          <w:rFonts w:ascii="Consolas" w:cs="Consolas" w:eastAsia="Consolas" w:hAnsi="Consolas"/>
+          <w:color w:val="E2E8F0"/>
+          <w:sz w:val="17"/>
+          <w:szCs w:val="17"/>
+        </w:rPr>
+        <w:t xml:space="preserve">      { "drawSlotId": "5",  "number": "05", "amount": 1500 },</w:t>
+      </w:r>
+    </w:p>
+    <w:p>
+      <w:pPr>
+        <w:shd w:fill="1E293B" w:val="clear"/>
+        <w:spacing w:after="0" w:before="0"/>
+        <w:ind w:left="215" w:right="215"/>
+      </w:pPr>
+      <w:r>
+        <w:rPr>
+          <w:rFonts w:ascii="Consolas" w:cs="Consolas" w:eastAsia="Consolas" w:hAnsi="Consolas"/>
+          <w:color w:val="E2E8F0"/>
+          <w:sz w:val="17"/>
+          <w:szCs w:val="17"/>
+        </w:rPr>
+        <w:t xml:space="preserve">      { "drawSlotId": "18", "number": "12", "amount": 2000 }</w:t>
+      </w:r>
+    </w:p>
+    <w:p>
+      <w:pPr>
+        <w:shd w:fill="1E293B" w:val="clear"/>
+        <w:spacing w:after="0" w:before="0"/>
+        <w:ind w:left="215" w:right="215"/>
+      </w:pPr>
+      <w:r>
+        <w:rPr>
+          <w:rFonts w:ascii="Consolas" w:cs="Consolas" w:eastAsia="Consolas" w:hAnsi="Consolas"/>
+          <w:color w:val="E2E8F0"/>
+          <w:sz w:val="17"/>
+          <w:szCs w:val="17"/>
+        </w:rPr>
+        <w:t xml:space="preserve">    ]</w:t>
       </w:r>
     </w:p>
     <w:p>
@@ -1826,246 +1962,6 @@
     </w:p>
     <w:p>
       <w:pPr>
-        <w:spacing w:before="160"/>
-      </w:pPr>
-      <w:r>
-        <w:rPr>
-          <w:rFonts w:ascii="Calibri" w:cs="Calibri" w:eastAsia="Calibri" w:hAnsi="Calibri"/>
-          <w:b/>
-          <w:bCs/>
-          <w:sz w:val="22"/>
-          <w:szCs w:val="22"/>
-        </w:rPr>
-        <w:t xml:space="preserve">
-Jugada rechazada (con motivo):</w:t>
-      </w:r>
-    </w:p>
-    <w:p>
-      <w:pPr>
-        <w:shd w:fill="1E293B" w:val="clear"/>
-        <w:spacing w:after="0" w:before="0"/>
-        <w:ind w:left="215" w:right="215"/>
-      </w:pPr>
-      <w:r>
-        <w:rPr>
-          <w:rFonts w:ascii="Consolas" w:cs="Consolas" w:eastAsia="Consolas" w:hAnsi="Consolas"/>
-          <w:color w:val="E2E8F0"/>
-          <w:sz w:val="17"/>
-          <w:szCs w:val="17"/>
-        </w:rPr>
-        <w:t xml:space="preserve">HTTP 200</w:t>
-      </w:r>
-    </w:p>
-    <w:p>
-      <w:pPr>
-        <w:shd w:fill="1E293B" w:val="clear"/>
-        <w:spacing w:after="0" w:before="0"/>
-        <w:ind w:left="215" w:right="215"/>
-      </w:pPr>
-      <w:r>
-        <w:rPr>
-          <w:rFonts w:ascii="Consolas" w:cs="Consolas" w:eastAsia="Consolas" w:hAnsi="Consolas"/>
-          <w:color w:val="E2E8F0"/>
-          <w:sz w:val="17"/>
-          <w:szCs w:val="17"/>
-        </w:rPr>
-        <w:t xml:space="preserve">{</w:t>
-      </w:r>
-    </w:p>
-    <w:p>
-      <w:pPr>
-        <w:shd w:fill="1E293B" w:val="clear"/>
-        <w:spacing w:after="0" w:before="0"/>
-        <w:ind w:left="215" w:right="215"/>
-      </w:pPr>
-      <w:r>
-        <w:rPr>
-          <w:rFonts w:ascii="Consolas" w:cs="Consolas" w:eastAsia="Consolas" w:hAnsi="Consolas"/>
-          <w:color w:val="E2E8F0"/>
-          <w:sz w:val="17"/>
-          <w:szCs w:val="17"/>
-        </w:rPr>
-        <w:t xml:space="preserve">  "received": true,</w:t>
-      </w:r>
-    </w:p>
-    <w:p>
-      <w:pPr>
-        <w:shd w:fill="1E293B" w:val="clear"/>
-        <w:spacing w:after="0" w:before="0"/>
-        <w:ind w:left="215" w:right="215"/>
-      </w:pPr>
-      <w:r>
-        <w:rPr>
-          <w:rFonts w:ascii="Consolas" w:cs="Consolas" w:eastAsia="Consolas" w:hAnsi="Consolas"/>
-          <w:color w:val="E2E8F0"/>
-          <w:sz w:val="17"/>
-          <w:szCs w:val="17"/>
-        </w:rPr>
-        <w:t xml:space="preserve">  "logId": "83ddf68c-a1b2-4c3d-8e5f-6789abcdef01",</w:t>
-      </w:r>
-    </w:p>
-    <w:p>
-      <w:pPr>
-        <w:shd w:fill="1E293B" w:val="clear"/>
-        <w:spacing w:after="0" w:before="0"/>
-        <w:ind w:left="215" w:right="215"/>
-      </w:pPr>
-      <w:r>
-        <w:rPr>
-          <w:rFonts w:ascii="Consolas" w:cs="Consolas" w:eastAsia="Consolas" w:hAnsi="Consolas"/>
-          <w:color w:val="E2E8F0"/>
-          <w:sz w:val="17"/>
-          <w:szCs w:val="17"/>
-        </w:rPr>
-        <w:t xml:space="preserve">  "ticket": {</w:t>
-      </w:r>
-    </w:p>
-    <w:p>
-      <w:pPr>
-        <w:shd w:fill="1E293B" w:val="clear"/>
-        <w:spacing w:after="0" w:before="0"/>
-        <w:ind w:left="215" w:right="215"/>
-      </w:pPr>
-      <w:r>
-        <w:rPr>
-          <w:rFonts w:ascii="Consolas" w:cs="Consolas" w:eastAsia="Consolas" w:hAnsi="Consolas"/>
-          <w:color w:val="E2E8F0"/>
-          <w:sz w:val="17"/>
-          <w:szCs w:val="17"/>
-        </w:rPr>
-        <w:t xml:space="preserve">    "status": "REJECTED",</w:t>
-      </w:r>
-    </w:p>
-    <w:p>
-      <w:pPr>
-        <w:shd w:fill="1E293B" w:val="clear"/>
-        <w:spacing w:after="0" w:before="0"/>
-        <w:ind w:left="215" w:right="215"/>
-      </w:pPr>
-      <w:r>
-        <w:rPr>
-          <w:rFonts w:ascii="Consolas" w:cs="Consolas" w:eastAsia="Consolas" w:hAnsi="Consolas"/>
-          <w:color w:val="E2E8F0"/>
-          <w:sz w:val="17"/>
-          <w:szCs w:val="17"/>
-        </w:rPr>
-        <w:t xml:space="preserve">    "reason": "Draw for slot 5 is DRAWN — bets not accepted"</w:t>
-      </w:r>
-    </w:p>
-    <w:p>
-      <w:pPr>
-        <w:shd w:fill="1E293B" w:val="clear"/>
-        <w:spacing w:after="0" w:before="0"/>
-        <w:ind w:left="215" w:right="215"/>
-      </w:pPr>
-      <w:r>
-        <w:rPr>
-          <w:rFonts w:ascii="Consolas" w:cs="Consolas" w:eastAsia="Consolas" w:hAnsi="Consolas"/>
-          <w:color w:val="E2E8F0"/>
-          <w:sz w:val="17"/>
-          <w:szCs w:val="17"/>
-        </w:rPr>
-        <w:t xml:space="preserve">  }</w:t>
-      </w:r>
-    </w:p>
-    <w:p>
-      <w:pPr>
-        <w:shd w:fill="1E293B" w:val="clear"/>
-        <w:spacing w:after="0" w:before="0"/>
-        <w:ind w:left="215" w:right="215"/>
-      </w:pPr>
-      <w:r>
-        <w:rPr>
-          <w:rFonts w:ascii="Consolas" w:cs="Consolas" w:eastAsia="Consolas" w:hAnsi="Consolas"/>
-          <w:color w:val="E2E8F0"/>
-          <w:sz w:val="17"/>
-          <w:szCs w:val="17"/>
-        </w:rPr>
-        <w:t xml:space="preserve">}</w:t>
-      </w:r>
-    </w:p>
-    <w:p>
-      <w:pPr>
-        <w:spacing w:before="160"/>
-      </w:pPr>
-      <w:r>
-        <w:rPr>
-          <w:rFonts w:ascii="Calibri" w:cs="Calibri" w:eastAsia="Calibri" w:hAnsi="Calibri"/>
-          <w:b/>
-          <w:bCs/>
-          <w:sz w:val="22"/>
-          <w:szCs w:val="22"/>
-        </w:rPr>
-        <w:t xml:space="preserve">
-Token invalido:</w:t>
-      </w:r>
-    </w:p>
-    <w:p>
-      <w:pPr>
-        <w:shd w:fill="1E293B" w:val="clear"/>
-        <w:spacing w:after="0" w:before="0"/>
-        <w:ind w:left="215" w:right="215"/>
-      </w:pPr>
-      <w:r>
-        <w:rPr>
-          <w:rFonts w:ascii="Consolas" w:cs="Consolas" w:eastAsia="Consolas" w:hAnsi="Consolas"/>
-          <w:color w:val="E2E8F0"/>
-          <w:sz w:val="17"/>
-          <w:szCs w:val="17"/>
-        </w:rPr>
-        <w:t xml:space="preserve">HTTP 401</w:t>
-      </w:r>
-    </w:p>
-    <w:p>
-      <w:pPr>
-        <w:shd w:fill="1E293B" w:val="clear"/>
-        <w:spacing w:after="0" w:before="0"/>
-        <w:ind w:left="215" w:right="215"/>
-      </w:pPr>
-      <w:r>
-        <w:rPr>
-          <w:rFonts w:ascii="Consolas" w:cs="Consolas" w:eastAsia="Consolas" w:hAnsi="Consolas"/>
-          <w:color w:val="E2E8F0"/>
-          <w:sz w:val="17"/>
-          <w:szCs w:val="17"/>
-        </w:rPr>
-        <w:t xml:space="preserve">{</w:t>
-      </w:r>
-    </w:p>
-    <w:p>
-      <w:pPr>
-        <w:shd w:fill="1E293B" w:val="clear"/>
-        <w:spacing w:after="0" w:before="0"/>
-        <w:ind w:left="215" w:right="215"/>
-      </w:pPr>
-      <w:r>
-        <w:rPr>
-          <w:rFonts w:ascii="Consolas" w:cs="Consolas" w:eastAsia="Consolas" w:hAnsi="Consolas"/>
-          <w:color w:val="E2E8F0"/>
-          <w:sz w:val="17"/>
-          <w:szCs w:val="17"/>
-        </w:rPr>
-        <w:t xml:space="preserve">  "error": "Unauthorized"</w:t>
-      </w:r>
-    </w:p>
-    <w:p>
-      <w:pPr>
-        <w:shd w:fill="1E293B" w:val="clear"/>
-        <w:spacing w:after="0" w:before="0"/>
-        <w:ind w:left="215" w:right="215"/>
-      </w:pPr>
-      <w:r>
-        <w:rPr>
-          <w:rFonts w:ascii="Consolas" w:cs="Consolas" w:eastAsia="Consolas" w:hAnsi="Consolas"/>
-          <w:color w:val="E2E8F0"/>
-          <w:sz w:val="17"/>
-          <w:szCs w:val="17"/>
-        </w:rPr>
-        <w:t xml:space="preserve">}</w:t>
-      </w:r>
-    </w:p>
-    <w:p>
-      <w:pPr>
         <w:pBdr>
           <w:left w:val="single" w:color="2563EB" w:sz="6"/>
         </w:pBdr>
@@ -2081,6 +1977,526 @@
           <w:sz w:val="22"/>
           <w:szCs w:val="22"/>
         </w:rPr>
+        <w:t xml:space="preserve">ticket.items: </w:t>
+      </w:r>
+      <w:r>
+        <w:rPr>
+          <w:rFonts w:ascii="Calibri" w:cs="Calibri" w:eastAsia="Calibri" w:hAnsi="Calibri"/>
+          <w:sz w:val="22"/>
+          <w:szCs w:val="22"/>
+        </w:rPr>
+        <w:t xml:space="preserve">Contiene unicamente las jugadas que fueron vendidas. El totalAmount corresponde a la suma de los amount del arreglo items, no al total del payload enviado. Para identificar jugadas no vendidas, comparen items con el array plays original.</w:t>
+      </w:r>
+    </w:p>
+    <w:p>
+      <w:pPr>
+        <w:spacing w:before="160"/>
+      </w:pPr>
+      <w:r>
+        <w:rPr>
+          <w:rFonts w:ascii="Calibri" w:cs="Calibri" w:eastAsia="Calibri" w:hAnsi="Calibri"/>
+          <w:b/>
+          <w:bCs/>
+          <w:sz w:val="22"/>
+          <w:szCs w:val="22"/>
+        </w:rPr>
+        <w:t xml:space="preserve">
+Aceptacion parcial (algunas jugadas sin cupo):</w:t>
+      </w:r>
+    </w:p>
+    <w:p>
+      <w:pPr>
+        <w:shd w:fill="1E293B" w:val="clear"/>
+        <w:spacing w:after="0" w:before="0"/>
+        <w:ind w:left="215" w:right="215"/>
+      </w:pPr>
+      <w:r>
+        <w:rPr>
+          <w:rFonts w:ascii="Consolas" w:cs="Consolas" w:eastAsia="Consolas" w:hAnsi="Consolas"/>
+          <w:color w:val="E2E8F0"/>
+          <w:sz w:val="17"/>
+          <w:szCs w:val="17"/>
+        </w:rPr>
+        <w:t xml:space="preserve">HTTP 200</w:t>
+      </w:r>
+    </w:p>
+    <w:p>
+      <w:pPr>
+        <w:shd w:fill="1E293B" w:val="clear"/>
+        <w:spacing w:after="0" w:before="0"/>
+        <w:ind w:left="215" w:right="215"/>
+      </w:pPr>
+      <w:r>
+        <w:rPr>
+          <w:rFonts w:ascii="Consolas" w:cs="Consolas" w:eastAsia="Consolas" w:hAnsi="Consolas"/>
+          <w:color w:val="E2E8F0"/>
+          <w:sz w:val="17"/>
+          <w:szCs w:val="17"/>
+        </w:rPr>
+        <w:t xml:space="preserve">{</w:t>
+      </w:r>
+    </w:p>
+    <w:p>
+      <w:pPr>
+        <w:shd w:fill="1E293B" w:val="clear"/>
+        <w:spacing w:after="0" w:before="0"/>
+        <w:ind w:left="215" w:right="215"/>
+      </w:pPr>
+      <w:r>
+        <w:rPr>
+          <w:rFonts w:ascii="Consolas" w:cs="Consolas" w:eastAsia="Consolas" w:hAnsi="Consolas"/>
+          <w:color w:val="E2E8F0"/>
+          <w:sz w:val="17"/>
+          <w:szCs w:val="17"/>
+        </w:rPr>
+        <w:t xml:space="preserve">  "received": true,</w:t>
+      </w:r>
+    </w:p>
+    <w:p>
+      <w:pPr>
+        <w:shd w:fill="1E293B" w:val="clear"/>
+        <w:spacing w:after="0" w:before="0"/>
+        <w:ind w:left="215" w:right="215"/>
+      </w:pPr>
+      <w:r>
+        <w:rPr>
+          <w:rFonts w:ascii="Consolas" w:cs="Consolas" w:eastAsia="Consolas" w:hAnsi="Consolas"/>
+          <w:color w:val="E2E8F0"/>
+          <w:sz w:val="17"/>
+          <w:szCs w:val="17"/>
+        </w:rPr>
+        <w:t xml:space="preserve">  "logId": "83ddf68c-a1b2-4c3d-8e5f-6789abcdef01",</w:t>
+      </w:r>
+    </w:p>
+    <w:p>
+      <w:pPr>
+        <w:shd w:fill="1E293B" w:val="clear"/>
+        <w:spacing w:after="0" w:before="0"/>
+        <w:ind w:left="215" w:right="215"/>
+      </w:pPr>
+      <w:r>
+        <w:rPr>
+          <w:rFonts w:ascii="Consolas" w:cs="Consolas" w:eastAsia="Consolas" w:hAnsi="Consolas"/>
+          <w:color w:val="E2E8F0"/>
+          <w:sz w:val="17"/>
+          <w:szCs w:val="17"/>
+        </w:rPr>
+        <w:t xml:space="preserve">  "ticket": {</w:t>
+      </w:r>
+    </w:p>
+    <w:p>
+      <w:pPr>
+        <w:shd w:fill="1E293B" w:val="clear"/>
+        <w:spacing w:after="0" w:before="0"/>
+        <w:ind w:left="215" w:right="215"/>
+      </w:pPr>
+      <w:r>
+        <w:rPr>
+          <w:rFonts w:ascii="Consolas" w:cs="Consolas" w:eastAsia="Consolas" w:hAnsi="Consolas"/>
+          <w:color w:val="E2E8F0"/>
+          <w:sz w:val="17"/>
+          <w:szCs w:val="17"/>
+        </w:rPr>
+        <w:t xml:space="preserve">    "id": 106505,</w:t>
+      </w:r>
+    </w:p>
+    <w:p>
+      <w:pPr>
+        <w:shd w:fill="1E293B" w:val="clear"/>
+        <w:spacing w:after="0" w:before="0"/>
+        <w:ind w:left="215" w:right="215"/>
+      </w:pPr>
+      <w:r>
+        <w:rPr>
+          <w:rFonts w:ascii="Consolas" w:cs="Consolas" w:eastAsia="Consolas" w:hAnsi="Consolas"/>
+          <w:color w:val="E2E8F0"/>
+          <w:sz w:val="17"/>
+          <w:szCs w:val="17"/>
+        </w:rPr>
+        <w:t xml:space="preserve">    "status": "ACCEPTED",</w:t>
+      </w:r>
+    </w:p>
+    <w:p>
+      <w:pPr>
+        <w:shd w:fill="1E293B" w:val="clear"/>
+        <w:spacing w:after="0" w:before="0"/>
+        <w:ind w:left="215" w:right="215"/>
+      </w:pPr>
+      <w:r>
+        <w:rPr>
+          <w:rFonts w:ascii="Consolas" w:cs="Consolas" w:eastAsia="Consolas" w:hAnsi="Consolas"/>
+          <w:color w:val="E2E8F0"/>
+          <w:sz w:val="17"/>
+          <w:szCs w:val="17"/>
+        </w:rPr>
+        <w:t xml:space="preserve">    "totalAmount": 1500,</w:t>
+      </w:r>
+    </w:p>
+    <w:p>
+      <w:pPr>
+        <w:shd w:fill="1E293B" w:val="clear"/>
+        <w:spacing w:after="0" w:before="0"/>
+        <w:ind w:left="215" w:right="215"/>
+      </w:pPr>
+      <w:r>
+        <w:rPr>
+          <w:rFonts w:ascii="Consolas" w:cs="Consolas" w:eastAsia="Consolas" w:hAnsi="Consolas"/>
+          <w:color w:val="E2E8F0"/>
+          <w:sz w:val="17"/>
+          <w:szCs w:val="17"/>
+        </w:rPr>
+        <w:t xml:space="preserve">    "items": [</w:t>
+      </w:r>
+    </w:p>
+    <w:p>
+      <w:pPr>
+        <w:shd w:fill="1E293B" w:val="clear"/>
+        <w:spacing w:after="0" w:before="0"/>
+        <w:ind w:left="215" w:right="215"/>
+      </w:pPr>
+      <w:r>
+        <w:rPr>
+          <w:rFonts w:ascii="Consolas" w:cs="Consolas" w:eastAsia="Consolas" w:hAnsi="Consolas"/>
+          <w:color w:val="E2E8F0"/>
+          <w:sz w:val="17"/>
+          <w:szCs w:val="17"/>
+        </w:rPr>
+        <w:t xml:space="preserve">      { "drawSlotId": "5", "number": "05", "amount": 1500 }</w:t>
+      </w:r>
+    </w:p>
+    <w:p>
+      <w:pPr>
+        <w:shd w:fill="1E293B" w:val="clear"/>
+        <w:spacing w:after="0" w:before="0"/>
+        <w:ind w:left="215" w:right="215"/>
+      </w:pPr>
+      <w:r>
+        <w:rPr>
+          <w:rFonts w:ascii="Consolas" w:cs="Consolas" w:eastAsia="Consolas" w:hAnsi="Consolas"/>
+          <w:color w:val="E2E8F0"/>
+          <w:sz w:val="17"/>
+          <w:szCs w:val="17"/>
+        </w:rPr>
+        <w:t xml:space="preserve">    ]</w:t>
+      </w:r>
+    </w:p>
+    <w:p>
+      <w:pPr>
+        <w:shd w:fill="1E293B" w:val="clear"/>
+        <w:spacing w:after="0" w:before="0"/>
+        <w:ind w:left="215" w:right="215"/>
+      </w:pPr>
+      <w:r>
+        <w:rPr>
+          <w:rFonts w:ascii="Consolas" w:cs="Consolas" w:eastAsia="Consolas" w:hAnsi="Consolas"/>
+          <w:color w:val="E2E8F0"/>
+          <w:sz w:val="17"/>
+          <w:szCs w:val="17"/>
+        </w:rPr>
+        <w:t xml:space="preserve">  }</w:t>
+      </w:r>
+    </w:p>
+    <w:p>
+      <w:pPr>
+        <w:shd w:fill="1E293B" w:val="clear"/>
+        <w:spacing w:after="0" w:before="0"/>
+        <w:ind w:left="215" w:right="215"/>
+      </w:pPr>
+      <w:r>
+        <w:rPr>
+          <w:rFonts w:ascii="Consolas" w:cs="Consolas" w:eastAsia="Consolas" w:hAnsi="Consolas"/>
+          <w:color w:val="E2E8F0"/>
+          <w:sz w:val="17"/>
+          <w:szCs w:val="17"/>
+        </w:rPr>
+        <w:t xml:space="preserve">}</w:t>
+      </w:r>
+    </w:p>
+    <w:p>
+      <w:pPr>
+        <w:pBdr>
+          <w:left w:val="single" w:color="2563EB" w:sz="6"/>
+        </w:pBdr>
+        <w:shd w:fill="EFF6FF" w:val="clear"/>
+        <w:spacing w:after="120" w:before="120"/>
+        <w:ind w:left="215" w:right="215"/>
+      </w:pPr>
+      <w:r>
+        <w:rPr>
+          <w:rFonts w:ascii="Calibri" w:cs="Calibri" w:eastAsia="Calibri" w:hAnsi="Calibri"/>
+          <w:b/>
+          <w:bCs/>
+          <w:sz w:val="22"/>
+          <w:szCs w:val="22"/>
+        </w:rPr>
+        <w:t xml:space="preserve">Ejemplo: </w:t>
+      </w:r>
+      <w:r>
+        <w:rPr>
+          <w:rFonts w:ascii="Calibri" w:cs="Calibri" w:eastAsia="Calibri" w:hAnsi="Calibri"/>
+          <w:sz w:val="22"/>
+          <w:szCs w:val="22"/>
+        </w:rPr>
+        <w:t xml:space="preserve">El payload original envio dos jugadas (slot 5 numero "05" por 1500 y slot 18 numero "12" por 2000). El sistema acepto la primera y descarto la segunda por falta de cupo. Solo aparece en items la jugada vendida; el totalAmount refleja solo esa venta.</w:t>
+      </w:r>
+    </w:p>
+    <w:p>
+      <w:pPr>
+        <w:spacing w:before="160"/>
+      </w:pPr>
+      <w:r>
+        <w:rPr>
+          <w:rFonts w:ascii="Calibri" w:cs="Calibri" w:eastAsia="Calibri" w:hAnsi="Calibri"/>
+          <w:b/>
+          <w:bCs/>
+          <w:sz w:val="22"/>
+          <w:szCs w:val="22"/>
+        </w:rPr>
+        <w:t xml:space="preserve">
+Jugada rechazada (ninguna jugada vendible):</w:t>
+      </w:r>
+    </w:p>
+    <w:p>
+      <w:pPr>
+        <w:shd w:fill="1E293B" w:val="clear"/>
+        <w:spacing w:after="0" w:before="0"/>
+        <w:ind w:left="215" w:right="215"/>
+      </w:pPr>
+      <w:r>
+        <w:rPr>
+          <w:rFonts w:ascii="Consolas" w:cs="Consolas" w:eastAsia="Consolas" w:hAnsi="Consolas"/>
+          <w:color w:val="E2E8F0"/>
+          <w:sz w:val="17"/>
+          <w:szCs w:val="17"/>
+        </w:rPr>
+        <w:t xml:space="preserve">HTTP 200</w:t>
+      </w:r>
+    </w:p>
+    <w:p>
+      <w:pPr>
+        <w:shd w:fill="1E293B" w:val="clear"/>
+        <w:spacing w:after="0" w:before="0"/>
+        <w:ind w:left="215" w:right="215"/>
+      </w:pPr>
+      <w:r>
+        <w:rPr>
+          <w:rFonts w:ascii="Consolas" w:cs="Consolas" w:eastAsia="Consolas" w:hAnsi="Consolas"/>
+          <w:color w:val="E2E8F0"/>
+          <w:sz w:val="17"/>
+          <w:szCs w:val="17"/>
+        </w:rPr>
+        <w:t xml:space="preserve">{</w:t>
+      </w:r>
+    </w:p>
+    <w:p>
+      <w:pPr>
+        <w:shd w:fill="1E293B" w:val="clear"/>
+        <w:spacing w:after="0" w:before="0"/>
+        <w:ind w:left="215" w:right="215"/>
+      </w:pPr>
+      <w:r>
+        <w:rPr>
+          <w:rFonts w:ascii="Consolas" w:cs="Consolas" w:eastAsia="Consolas" w:hAnsi="Consolas"/>
+          <w:color w:val="E2E8F0"/>
+          <w:sz w:val="17"/>
+          <w:szCs w:val="17"/>
+        </w:rPr>
+        <w:t xml:space="preserve">  "received": true,</w:t>
+      </w:r>
+    </w:p>
+    <w:p>
+      <w:pPr>
+        <w:shd w:fill="1E293B" w:val="clear"/>
+        <w:spacing w:after="0" w:before="0"/>
+        <w:ind w:left="215" w:right="215"/>
+      </w:pPr>
+      <w:r>
+        <w:rPr>
+          <w:rFonts w:ascii="Consolas" w:cs="Consolas" w:eastAsia="Consolas" w:hAnsi="Consolas"/>
+          <w:color w:val="E2E8F0"/>
+          <w:sz w:val="17"/>
+          <w:szCs w:val="17"/>
+        </w:rPr>
+        <w:t xml:space="preserve">  "logId": "83ddf68c-a1b2-4c3d-8e5f-6789abcdef01",</w:t>
+      </w:r>
+    </w:p>
+    <w:p>
+      <w:pPr>
+        <w:shd w:fill="1E293B" w:val="clear"/>
+        <w:spacing w:after="0" w:before="0"/>
+        <w:ind w:left="215" w:right="215"/>
+      </w:pPr>
+      <w:r>
+        <w:rPr>
+          <w:rFonts w:ascii="Consolas" w:cs="Consolas" w:eastAsia="Consolas" w:hAnsi="Consolas"/>
+          <w:color w:val="E2E8F0"/>
+          <w:sz w:val="17"/>
+          <w:szCs w:val="17"/>
+        </w:rPr>
+        <w:t xml:space="preserve">  "ticket": {</w:t>
+      </w:r>
+    </w:p>
+    <w:p>
+      <w:pPr>
+        <w:shd w:fill="1E293B" w:val="clear"/>
+        <w:spacing w:after="0" w:before="0"/>
+        <w:ind w:left="215" w:right="215"/>
+      </w:pPr>
+      <w:r>
+        <w:rPr>
+          <w:rFonts w:ascii="Consolas" w:cs="Consolas" w:eastAsia="Consolas" w:hAnsi="Consolas"/>
+          <w:color w:val="E2E8F0"/>
+          <w:sz w:val="17"/>
+          <w:szCs w:val="17"/>
+        </w:rPr>
+        <w:t xml:space="preserve">    "status": "REJECTED",</w:t>
+      </w:r>
+    </w:p>
+    <w:p>
+      <w:pPr>
+        <w:shd w:fill="1E293B" w:val="clear"/>
+        <w:spacing w:after="0" w:before="0"/>
+        <w:ind w:left="215" w:right="215"/>
+      </w:pPr>
+      <w:r>
+        <w:rPr>
+          <w:rFonts w:ascii="Consolas" w:cs="Consolas" w:eastAsia="Consolas" w:hAnsi="Consolas"/>
+          <w:color w:val="E2E8F0"/>
+          <w:sz w:val="17"/>
+          <w:szCs w:val="17"/>
+        </w:rPr>
+        <w:t xml:space="preserve">    "reason": "Draw for slot 5 is DRAWN — bets not accepted"</w:t>
+      </w:r>
+    </w:p>
+    <w:p>
+      <w:pPr>
+        <w:shd w:fill="1E293B" w:val="clear"/>
+        <w:spacing w:after="0" w:before="0"/>
+        <w:ind w:left="215" w:right="215"/>
+      </w:pPr>
+      <w:r>
+        <w:rPr>
+          <w:rFonts w:ascii="Consolas" w:cs="Consolas" w:eastAsia="Consolas" w:hAnsi="Consolas"/>
+          <w:color w:val="E2E8F0"/>
+          <w:sz w:val="17"/>
+          <w:szCs w:val="17"/>
+        </w:rPr>
+        <w:t xml:space="preserve">  }</w:t>
+      </w:r>
+    </w:p>
+    <w:p>
+      <w:pPr>
+        <w:shd w:fill="1E293B" w:val="clear"/>
+        <w:spacing w:after="0" w:before="0"/>
+        <w:ind w:left="215" w:right="215"/>
+      </w:pPr>
+      <w:r>
+        <w:rPr>
+          <w:rFonts w:ascii="Consolas" w:cs="Consolas" w:eastAsia="Consolas" w:hAnsi="Consolas"/>
+          <w:color w:val="E2E8F0"/>
+          <w:sz w:val="17"/>
+          <w:szCs w:val="17"/>
+        </w:rPr>
+        <w:t xml:space="preserve">}</w:t>
+      </w:r>
+    </w:p>
+    <w:p>
+      <w:pPr>
+        <w:spacing w:before="160"/>
+      </w:pPr>
+      <w:r>
+        <w:rPr>
+          <w:rFonts w:ascii="Calibri" w:cs="Calibri" w:eastAsia="Calibri" w:hAnsi="Calibri"/>
+          <w:b/>
+          <w:bCs/>
+          <w:sz w:val="22"/>
+          <w:szCs w:val="22"/>
+        </w:rPr>
+        <w:t xml:space="preserve">
+Token invalido:</w:t>
+      </w:r>
+    </w:p>
+    <w:p>
+      <w:pPr>
+        <w:shd w:fill="1E293B" w:val="clear"/>
+        <w:spacing w:after="0" w:before="0"/>
+        <w:ind w:left="215" w:right="215"/>
+      </w:pPr>
+      <w:r>
+        <w:rPr>
+          <w:rFonts w:ascii="Consolas" w:cs="Consolas" w:eastAsia="Consolas" w:hAnsi="Consolas"/>
+          <w:color w:val="E2E8F0"/>
+          <w:sz w:val="17"/>
+          <w:szCs w:val="17"/>
+        </w:rPr>
+        <w:t xml:space="preserve">HTTP 401</w:t>
+      </w:r>
+    </w:p>
+    <w:p>
+      <w:pPr>
+        <w:shd w:fill="1E293B" w:val="clear"/>
+        <w:spacing w:after="0" w:before="0"/>
+        <w:ind w:left="215" w:right="215"/>
+      </w:pPr>
+      <w:r>
+        <w:rPr>
+          <w:rFonts w:ascii="Consolas" w:cs="Consolas" w:eastAsia="Consolas" w:hAnsi="Consolas"/>
+          <w:color w:val="E2E8F0"/>
+          <w:sz w:val="17"/>
+          <w:szCs w:val="17"/>
+        </w:rPr>
+        <w:t xml:space="preserve">{</w:t>
+      </w:r>
+    </w:p>
+    <w:p>
+      <w:pPr>
+        <w:shd w:fill="1E293B" w:val="clear"/>
+        <w:spacing w:after="0" w:before="0"/>
+        <w:ind w:left="215" w:right="215"/>
+      </w:pPr>
+      <w:r>
+        <w:rPr>
+          <w:rFonts w:ascii="Consolas" w:cs="Consolas" w:eastAsia="Consolas" w:hAnsi="Consolas"/>
+          <w:color w:val="E2E8F0"/>
+          <w:sz w:val="17"/>
+          <w:szCs w:val="17"/>
+        </w:rPr>
+        <w:t xml:space="preserve">  "error": "Unauthorized"</w:t>
+      </w:r>
+    </w:p>
+    <w:p>
+      <w:pPr>
+        <w:shd w:fill="1E293B" w:val="clear"/>
+        <w:spacing w:after="0" w:before="0"/>
+        <w:ind w:left="215" w:right="215"/>
+      </w:pPr>
+      <w:r>
+        <w:rPr>
+          <w:rFonts w:ascii="Consolas" w:cs="Consolas" w:eastAsia="Consolas" w:hAnsi="Consolas"/>
+          <w:color w:val="E2E8F0"/>
+          <w:sz w:val="17"/>
+          <w:szCs w:val="17"/>
+        </w:rPr>
+        <w:t xml:space="preserve">}</w:t>
+      </w:r>
+    </w:p>
+    <w:p>
+      <w:pPr>
+        <w:pBdr>
+          <w:left w:val="single" w:color="2563EB" w:sz="6"/>
+        </w:pBdr>
+        <w:shd w:fill="EFF6FF" w:val="clear"/>
+        <w:spacing w:after="120" w:before="120"/>
+        <w:ind w:left="215" w:right="215"/>
+      </w:pPr>
+      <w:r>
+        <w:rPr>
+          <w:rFonts w:ascii="Calibri" w:cs="Calibri" w:eastAsia="Calibri" w:hAnsi="Calibri"/>
+          <w:b/>
+          <w:bCs/>
+          <w:sz w:val="22"/>
+          <w:szCs w:val="22"/>
+        </w:rPr>
         <w:t xml:space="preserve">Nota: </w:t>
       </w:r>
       <w:r>
@@ -2118,7 +2534,22 @@
           <w:sz w:val="22"/>
           <w:szCs w:val="22"/>
         </w:rPr>
-        <w:t xml:space="preserve">Las jugadas pueden ser rechazadas por las siguientes razones:</w:t>
+        <w:t xml:space="preserve">Hay dos tipos de problemas que pueden afectar una jugada: errores estructurales (rechazan el ticket completo) y falta de disponibilidad (descarta solo esa jugada).</w:t>
+      </w:r>
+    </w:p>
+    <w:p>
+      <w:pPr>
+        <w:spacing w:before="160"/>
+      </w:pPr>
+      <w:r>
+        <w:rPr>
+          <w:rFonts w:ascii="Calibri" w:cs="Calibri" w:eastAsia="Calibri" w:hAnsi="Calibri"/>
+          <w:b/>
+          <w:bCs/>
+          <w:sz w:val="22"/>
+          <w:szCs w:val="22"/>
+        </w:rPr>
+        <w:t xml:space="preserve">Errores estructurales (rechazan todo el ticket):</w:t>
       </w:r>
     </w:p>
     <w:tbl>
@@ -2218,7 +2649,7 @@
                 <w:sz w:val="20"/>
                 <w:szCs w:val="20"/>
               </w:rPr>
-              <w:t xml:space="preserve">Sorteo cerrado/sorteado</w:t>
+              <w:t xml:space="preserve">drawSlotId invalido</w:t>
             </w:r>
           </w:p>
         </w:tc>
@@ -2236,7 +2667,7 @@
                 <w:sz w:val="20"/>
                 <w:szCs w:val="20"/>
               </w:rPr>
-              <w:t xml:space="preserve">El sorteo ya paso o esta en proceso de sorteo (estado DRAWN, CANCELLED o CLOSED)</w:t>
+              <w:t xml:space="preserve">El ID de slot no esta en el rango 1-48 o no es un numero valido</w:t>
             </w:r>
           </w:p>
         </w:tc>
@@ -2254,7 +2685,7 @@
                 <w:sz w:val="20"/>
                 <w:szCs w:val="20"/>
               </w:rPr>
-              <w:t xml:space="preserve">Verificar que el drawSlotId corresponda a un sorteo que aun no ha cerrado</w:t>
+              <w:t xml:space="preserve">Usar solo IDs del 1 al 48 segun el catalogo de sorteos</w:t>
             </w:r>
           </w:p>
         </w:tc>
@@ -2274,7 +2705,7 @@
                 <w:sz w:val="20"/>
                 <w:szCs w:val="20"/>
               </w:rPr>
-              <w:t xml:space="preserve">drawSlotId invalido</w:t>
+              <w:t xml:space="preserve">Numero no encontrado</w:t>
             </w:r>
           </w:p>
         </w:tc>
@@ -2292,7 +2723,7 @@
                 <w:sz w:val="20"/>
                 <w:szCs w:val="20"/>
               </w:rPr>
-              <w:t xml:space="preserve">El ID de slot no esta en el rango 1-48 o no es un numero valido</w:t>
+              <w:t xml:space="preserve">El numero apostado no existe en el juego correspondiente al slot</w:t>
             </w:r>
           </w:p>
         </w:tc>
@@ -2310,7 +2741,7 @@
                 <w:sz w:val="20"/>
                 <w:szCs w:val="20"/>
               </w:rPr>
-              <w:t xml:space="preserve">Usar solo IDs del 1 al 48 segun el catalogo de sorteos</w:t>
+              <w:t xml:space="preserve">Verificar que el numero sea valido para el juego (ej: "00"-"36" para Lotoanimalito)</w:t>
             </w:r>
           </w:p>
         </w:tc>
@@ -2330,7 +2761,7 @@
                 <w:sz w:val="20"/>
                 <w:szCs w:val="20"/>
               </w:rPr>
-              <w:t xml:space="preserve">Numero no encontrado</w:t>
+              <w:t xml:space="preserve">Ticket duplicado</w:t>
             </w:r>
           </w:p>
         </w:tc>
@@ -2348,7 +2779,7 @@
                 <w:sz w:val="20"/>
                 <w:szCs w:val="20"/>
               </w:rPr>
-              <w:t xml:space="preserve">El numero apostado no existe en el juego correspondiente al slot</w:t>
+              <w:t xml:space="preserve">Ya existe un ticket con el mismo ticketId para el mismo sorteo</w:t>
             </w:r>
           </w:p>
         </w:tc>
@@ -2366,7 +2797,7 @@
                 <w:sz w:val="20"/>
                 <w:szCs w:val="20"/>
               </w:rPr>
-              <w:t xml:space="preserve">Verificar que el numero sea valido para el juego (ej: "00"-"36" para Lotoanimalito)</w:t>
+              <w:t xml:space="preserve">Usar un ticketId unico por cada solicitud</w:t>
             </w:r>
           </w:p>
         </w:tc>
@@ -2386,7 +2817,7 @@
                 <w:sz w:val="20"/>
                 <w:szCs w:val="20"/>
               </w:rPr>
-              <w:t xml:space="preserve">Ticket duplicado</w:t>
+              <w:t xml:space="preserve">Payload mal formado</w:t>
             </w:r>
           </w:p>
         </w:tc>
@@ -2404,7 +2835,7 @@
                 <w:sz w:val="20"/>
                 <w:szCs w:val="20"/>
               </w:rPr>
-              <w:t xml:space="preserve">Ya existe un ticket con el mismo ticketId para el mismo sorteo</w:t>
+              <w:t xml:space="preserve">JSON invalido, campos requeridos faltantes o array plays vacio</w:t>
             </w:r>
           </w:p>
         </w:tc>
@@ -2422,7 +2853,7 @@
                 <w:sz w:val="20"/>
                 <w:szCs w:val="20"/>
               </w:rPr>
-              <w:t xml:space="preserve">Usar un ticketId unico por cada solicitud</w:t>
+              <w:t xml:space="preserve">Revisar la estructura segun la seccion 3</w:t>
             </w:r>
           </w:p>
         </w:tc>
@@ -2430,12 +2861,7 @@
     </w:tbl>
     <w:p>
       <w:pPr>
-        <w:pBdr>
-          <w:left w:val="single" w:color="EAB308" w:sz="6"/>
-        </w:pBdr>
-        <w:shd w:fill="FEFCE8" w:val="clear"/>
-        <w:spacing w:after="120" w:before="120"/>
-        <w:ind w:left="215" w:right="215"/>
+        <w:spacing w:before="160"/>
       </w:pPr>
       <w:r>
         <w:rPr>
@@ -2445,583 +2871,8 @@
           <w:sz w:val="22"/>
           <w:szCs w:val="22"/>
         </w:rPr>
-        <w:t xml:space="preserve">Todo o nada: </w:t>
-      </w:r>
-      <w:r>
-        <w:rPr>
-          <w:rFonts w:ascii="Calibri" w:cs="Calibri" w:eastAsia="Calibri" w:hAnsi="Calibri"/>
-          <w:sz w:val="22"/>
-          <w:szCs w:val="22"/>
-        </w:rPr>
-        <w:t xml:space="preserve">Si un payload contiene multiples jugadas (plays) y alguna de ellas es invalida, el ticket completo es rechazado. Todas las jugadas deben ser validas para que el ticket sea aceptado. Corrija la jugada invalida y reenvie el payload completo.</w:t>
-      </w:r>
-    </w:p>
-    <w:p>
-      <w:pPr>
-        <w:pStyle w:val="Heading1"/>
-        <w:spacing w:after="120" w:before="300"/>
-      </w:pPr>
-      <w:r>
-        <w:rPr>
-          <w:b/>
-          <w:bCs/>
-          <w:color w:val="1E3A5F"/>
-          <w:sz w:val="28"/>
-          <w:szCs w:val="28"/>
-        </w:rPr>
-        <w:t xml:space="preserve">6. Ejemplos Completos</w:t>
-      </w:r>
-    </w:p>
-    <w:p>
-      <w:pPr>
-        <w:spacing w:before="80"/>
-      </w:pPr>
-      <w:r>
-        <w:rPr>
-          <w:rFonts w:ascii="Calibri" w:cs="Calibri" w:eastAsia="Calibri" w:hAnsi="Calibri"/>
-          <w:b/>
-          <w:bCs/>
-          <w:sz w:val="22"/>
-          <w:szCs w:val="22"/>
-        </w:rPr>
-        <w:t xml:space="preserve">Ejemplo: Jugada simple (una apuesta):</w:t>
-      </w:r>
-    </w:p>
-    <w:p>
-      <w:pPr>
-        <w:shd w:fill="1E293B" w:val="clear"/>
-        <w:spacing w:after="0" w:before="0"/>
-        <w:ind w:left="215" w:right="215"/>
-      </w:pPr>
-      <w:r>
-        <w:rPr>
-          <w:rFonts w:ascii="Consolas" w:cs="Consolas" w:eastAsia="Consolas" w:hAnsi="Consolas"/>
-          <w:color w:val="E2E8F0"/>
-          <w:sz w:val="17"/>
-          <w:szCs w:val="17"/>
-        </w:rPr>
-        <w:t xml:space="preserve">curl -X POST https://toteback.atilax.io/api/webhooks/premier \</w:t>
-      </w:r>
-    </w:p>
-    <w:p>
-      <w:pPr>
-        <w:shd w:fill="1E293B" w:val="clear"/>
-        <w:spacing w:after="0" w:before="0"/>
-        <w:ind w:left="215" w:right="215"/>
-      </w:pPr>
-      <w:r>
-        <w:rPr>
-          <w:rFonts w:ascii="Consolas" w:cs="Consolas" w:eastAsia="Consolas" w:hAnsi="Consolas"/>
-          <w:color w:val="E2E8F0"/>
-          <w:sz w:val="17"/>
-          <w:szCs w:val="17"/>
-        </w:rPr>
-        <w:t xml:space="preserve">  -H "Content-Type: application/json" \</w:t>
-      </w:r>
-    </w:p>
-    <w:p>
-      <w:pPr>
-        <w:shd w:fill="1E293B" w:val="clear"/>
-        <w:spacing w:after="0" w:before="0"/>
-        <w:ind w:left="215" w:right="215"/>
-      </w:pPr>
-      <w:r>
-        <w:rPr>
-          <w:rFonts w:ascii="Consolas" w:cs="Consolas" w:eastAsia="Consolas" w:hAnsi="Consolas"/>
-          <w:color w:val="E2E8F0"/>
-          <w:sz w:val="17"/>
-          <w:szCs w:val="17"/>
-        </w:rPr>
-        <w:t xml:space="preserve">  -H "X-Webhook-Token: 7ec15f3c38754e38075330940ab9c65aa1a223bee356e627a51b23ce297d3c34" \</w:t>
-      </w:r>
-    </w:p>
-    <w:p>
-      <w:pPr>
-        <w:shd w:fill="1E293B" w:val="clear"/>
-        <w:spacing w:after="0" w:before="0"/>
-        <w:ind w:left="215" w:right="215"/>
-      </w:pPr>
-      <w:r>
-        <w:rPr>
-          <w:rFonts w:ascii="Consolas" w:cs="Consolas" w:eastAsia="Consolas" w:hAnsi="Consolas"/>
-          <w:color w:val="E2E8F0"/>
-          <w:sz w:val="17"/>
-          <w:szCs w:val="17"/>
-        </w:rPr>
-        <w:t xml:space="preserve">  -d '{</w:t>
-      </w:r>
-    </w:p>
-    <w:p>
-      <w:pPr>
-        <w:shd w:fill="1E293B" w:val="clear"/>
-        <w:spacing w:after="0" w:before="0"/>
-        <w:ind w:left="215" w:right="215"/>
-      </w:pPr>
-      <w:r>
-        <w:rPr>
-          <w:rFonts w:ascii="Consolas" w:cs="Consolas" w:eastAsia="Consolas" w:hAnsi="Consolas"/>
-          <w:color w:val="E2E8F0"/>
-          <w:sz w:val="17"/>
-          <w:szCs w:val="17"/>
-        </w:rPr>
-        <w:t xml:space="preserve">    "ticketId": "PRM-20260414-001",</w:t>
-      </w:r>
-    </w:p>
-    <w:p>
-      <w:pPr>
-        <w:shd w:fill="1E293B" w:val="clear"/>
-        <w:spacing w:after="0" w:before="0"/>
-        <w:ind w:left="215" w:right="215"/>
-      </w:pPr>
-      <w:r>
-        <w:rPr>
-          <w:rFonts w:ascii="Consolas" w:cs="Consolas" w:eastAsia="Consolas" w:hAnsi="Consolas"/>
-          <w:color w:val="E2E8F0"/>
-          <w:sz w:val="17"/>
-          <w:szCs w:val="17"/>
-        </w:rPr>
-        <w:t xml:space="preserve">    "game": "lotoanimalito",</w:t>
-      </w:r>
-    </w:p>
-    <w:p>
-      <w:pPr>
-        <w:shd w:fill="1E293B" w:val="clear"/>
-        <w:spacing w:after="0" w:before="0"/>
-        <w:ind w:left="215" w:right="215"/>
-      </w:pPr>
-      <w:r>
-        <w:rPr>
-          <w:rFonts w:ascii="Consolas" w:cs="Consolas" w:eastAsia="Consolas" w:hAnsi="Consolas"/>
-          <w:color w:val="E2E8F0"/>
-          <w:sz w:val="17"/>
-          <w:szCs w:val="17"/>
-        </w:rPr>
-        <w:t xml:space="preserve">    "plays": [</w:t>
-      </w:r>
-    </w:p>
-    <w:p>
-      <w:pPr>
-        <w:shd w:fill="1E293B" w:val="clear"/>
-        <w:spacing w:after="0" w:before="0"/>
-        <w:ind w:left="215" w:right="215"/>
-      </w:pPr>
-      <w:r>
-        <w:rPr>
-          <w:rFonts w:ascii="Consolas" w:cs="Consolas" w:eastAsia="Consolas" w:hAnsi="Consolas"/>
-          <w:color w:val="E2E8F0"/>
-          <w:sz w:val="17"/>
-          <w:szCs w:val="17"/>
-        </w:rPr>
-        <w:t xml:space="preserve">      {</w:t>
-      </w:r>
-    </w:p>
-    <w:p>
-      <w:pPr>
-        <w:shd w:fill="1E293B" w:val="clear"/>
-        <w:spacing w:after="0" w:before="0"/>
-        <w:ind w:left="215" w:right="215"/>
-      </w:pPr>
-      <w:r>
-        <w:rPr>
-          <w:rFonts w:ascii="Consolas" w:cs="Consolas" w:eastAsia="Consolas" w:hAnsi="Consolas"/>
-          <w:color w:val="E2E8F0"/>
-          <w:sz w:val="17"/>
-          <w:szCs w:val="17"/>
-        </w:rPr>
-        <w:t xml:space="preserve">        "drawSlotId": "5",</w:t>
-      </w:r>
-    </w:p>
-    <w:p>
-      <w:pPr>
-        <w:shd w:fill="1E293B" w:val="clear"/>
-        <w:spacing w:after="0" w:before="0"/>
-        <w:ind w:left="215" w:right="215"/>
-      </w:pPr>
-      <w:r>
-        <w:rPr>
-          <w:rFonts w:ascii="Consolas" w:cs="Consolas" w:eastAsia="Consolas" w:hAnsi="Consolas"/>
-          <w:color w:val="E2E8F0"/>
-          <w:sz w:val="17"/>
-          <w:szCs w:val="17"/>
-        </w:rPr>
-        <w:t xml:space="preserve">        "amount": 1500,</w:t>
-      </w:r>
-    </w:p>
-    <w:p>
-      <w:pPr>
-        <w:shd w:fill="1E293B" w:val="clear"/>
-        <w:spacing w:after="0" w:before="0"/>
-        <w:ind w:left="215" w:right="215"/>
-      </w:pPr>
-      <w:r>
-        <w:rPr>
-          <w:rFonts w:ascii="Consolas" w:cs="Consolas" w:eastAsia="Consolas" w:hAnsi="Consolas"/>
-          <w:color w:val="E2E8F0"/>
-          <w:sz w:val="17"/>
-          <w:szCs w:val="17"/>
-        </w:rPr>
-        <w:t xml:space="preserve">        "animal": "LEON",</w:t>
-      </w:r>
-    </w:p>
-    <w:p>
-      <w:pPr>
-        <w:shd w:fill="1E293B" w:val="clear"/>
-        <w:spacing w:after="0" w:before="0"/>
-        <w:ind w:left="215" w:right="215"/>
-      </w:pPr>
-      <w:r>
-        <w:rPr>
-          <w:rFonts w:ascii="Consolas" w:cs="Consolas" w:eastAsia="Consolas" w:hAnsi="Consolas"/>
-          <w:color w:val="E2E8F0"/>
-          <w:sz w:val="17"/>
-          <w:szCs w:val="17"/>
-        </w:rPr>
-        <w:t xml:space="preserve">        "number": "05"</w:t>
-      </w:r>
-    </w:p>
-    <w:p>
-      <w:pPr>
-        <w:shd w:fill="1E293B" w:val="clear"/>
-        <w:spacing w:after="0" w:before="0"/>
-        <w:ind w:left="215" w:right="215"/>
-      </w:pPr>
-      <w:r>
-        <w:rPr>
-          <w:rFonts w:ascii="Consolas" w:cs="Consolas" w:eastAsia="Consolas" w:hAnsi="Consolas"/>
-          <w:color w:val="E2E8F0"/>
-          <w:sz w:val="17"/>
-          <w:szCs w:val="17"/>
-        </w:rPr>
-        <w:t xml:space="preserve">      }</w:t>
-      </w:r>
-    </w:p>
-    <w:p>
-      <w:pPr>
-        <w:shd w:fill="1E293B" w:val="clear"/>
-        <w:spacing w:after="0" w:before="0"/>
-        <w:ind w:left="215" w:right="215"/>
-      </w:pPr>
-      <w:r>
-        <w:rPr>
-          <w:rFonts w:ascii="Consolas" w:cs="Consolas" w:eastAsia="Consolas" w:hAnsi="Consolas"/>
-          <w:color w:val="E2E8F0"/>
-          <w:sz w:val="17"/>
-          <w:szCs w:val="17"/>
-        </w:rPr>
-        <w:t xml:space="preserve">    ],</w:t>
-      </w:r>
-    </w:p>
-    <w:p>
-      <w:pPr>
-        <w:shd w:fill="1E293B" w:val="clear"/>
-        <w:spacing w:after="0" w:before="0"/>
-        <w:ind w:left="215" w:right="215"/>
-      </w:pPr>
-      <w:r>
-        <w:rPr>
-          <w:rFonts w:ascii="Consolas" w:cs="Consolas" w:eastAsia="Consolas" w:hAnsi="Consolas"/>
-          <w:color w:val="E2E8F0"/>
-          <w:sz w:val="17"/>
-          <w:szCs w:val="17"/>
-        </w:rPr>
-        <w:t xml:space="preserve">    "timestamp": "2026-04-14T14:30:00-04:00"</w:t>
-      </w:r>
-    </w:p>
-    <w:p>
-      <w:pPr>
-        <w:shd w:fill="1E293B" w:val="clear"/>
-        <w:spacing w:after="0" w:before="0"/>
-        <w:ind w:left="215" w:right="215"/>
-      </w:pPr>
-      <w:r>
-        <w:rPr>
-          <w:rFonts w:ascii="Consolas" w:cs="Consolas" w:eastAsia="Consolas" w:hAnsi="Consolas"/>
-          <w:color w:val="E2E8F0"/>
-          <w:sz w:val="17"/>
-          <w:szCs w:val="17"/>
-        </w:rPr>
-        <w:t xml:space="preserve">  }'</w:t>
-      </w:r>
-    </w:p>
-    <w:p>
-      <w:pPr>
-        <w:spacing w:before="200"/>
-      </w:pPr>
-      <w:r>
-        <w:rPr>
-          <w:rFonts w:ascii="Calibri" w:cs="Calibri" w:eastAsia="Calibri" w:hAnsi="Calibri"/>
-          <w:b/>
-          <w:bCs/>
-          <w:sz w:val="22"/>
-          <w:szCs w:val="22"/>
-        </w:rPr>
         <w:t xml:space="preserve">
-Ejemplo: Multiples jugadas en un ticket:</w:t>
-      </w:r>
-    </w:p>
-    <w:p>
-      <w:pPr>
-        <w:shd w:fill="1E293B" w:val="clear"/>
-        <w:spacing w:after="0" w:before="0"/>
-        <w:ind w:left="215" w:right="215"/>
-      </w:pPr>
-      <w:r>
-        <w:rPr>
-          <w:rFonts w:ascii="Consolas" w:cs="Consolas" w:eastAsia="Consolas" w:hAnsi="Consolas"/>
-          <w:color w:val="E2E8F0"/>
-          <w:sz w:val="17"/>
-          <w:szCs w:val="17"/>
-        </w:rPr>
-        <w:t xml:space="preserve">curl -X POST https://toteback.atilax.io/api/webhooks/premier \</w:t>
-      </w:r>
-    </w:p>
-    <w:p>
-      <w:pPr>
-        <w:shd w:fill="1E293B" w:val="clear"/>
-        <w:spacing w:after="0" w:before="0"/>
-        <w:ind w:left="215" w:right="215"/>
-      </w:pPr>
-      <w:r>
-        <w:rPr>
-          <w:rFonts w:ascii="Consolas" w:cs="Consolas" w:eastAsia="Consolas" w:hAnsi="Consolas"/>
-          <w:color w:val="E2E8F0"/>
-          <w:sz w:val="17"/>
-          <w:szCs w:val="17"/>
-        </w:rPr>
-        <w:t xml:space="preserve">  -H "Content-Type: application/json" \</w:t>
-      </w:r>
-    </w:p>
-    <w:p>
-      <w:pPr>
-        <w:shd w:fill="1E293B" w:val="clear"/>
-        <w:spacing w:after="0" w:before="0"/>
-        <w:ind w:left="215" w:right="215"/>
-      </w:pPr>
-      <w:r>
-        <w:rPr>
-          <w:rFonts w:ascii="Consolas" w:cs="Consolas" w:eastAsia="Consolas" w:hAnsi="Consolas"/>
-          <w:color w:val="E2E8F0"/>
-          <w:sz w:val="17"/>
-          <w:szCs w:val="17"/>
-        </w:rPr>
-        <w:t xml:space="preserve">  -H "X-Webhook-Token: 7ec15f3c38754e38075330940ab9c65aa1a223bee356e627a51b23ce297d3c34" \</w:t>
-      </w:r>
-    </w:p>
-    <w:p>
-      <w:pPr>
-        <w:shd w:fill="1E293B" w:val="clear"/>
-        <w:spacing w:after="0" w:before="0"/>
-        <w:ind w:left="215" w:right="215"/>
-      </w:pPr>
-      <w:r>
-        <w:rPr>
-          <w:rFonts w:ascii="Consolas" w:cs="Consolas" w:eastAsia="Consolas" w:hAnsi="Consolas"/>
-          <w:color w:val="E2E8F0"/>
-          <w:sz w:val="17"/>
-          <w:szCs w:val="17"/>
-        </w:rPr>
-        <w:t xml:space="preserve">  -d '{</w:t>
-      </w:r>
-    </w:p>
-    <w:p>
-      <w:pPr>
-        <w:shd w:fill="1E293B" w:val="clear"/>
-        <w:spacing w:after="0" w:before="0"/>
-        <w:ind w:left="215" w:right="215"/>
-      </w:pPr>
-      <w:r>
-        <w:rPr>
-          <w:rFonts w:ascii="Consolas" w:cs="Consolas" w:eastAsia="Consolas" w:hAnsi="Consolas"/>
-          <w:color w:val="E2E8F0"/>
-          <w:sz w:val="17"/>
-          <w:szCs w:val="17"/>
-        </w:rPr>
-        <w:t xml:space="preserve">    "ticketId": "PRM-20260414-002",</w:t>
-      </w:r>
-    </w:p>
-    <w:p>
-      <w:pPr>
-        <w:shd w:fill="1E293B" w:val="clear"/>
-        <w:spacing w:after="0" w:before="0"/>
-        <w:ind w:left="215" w:right="215"/>
-      </w:pPr>
-      <w:r>
-        <w:rPr>
-          <w:rFonts w:ascii="Consolas" w:cs="Consolas" w:eastAsia="Consolas" w:hAnsi="Consolas"/>
-          <w:color w:val="E2E8F0"/>
-          <w:sz w:val="17"/>
-          <w:szCs w:val="17"/>
-        </w:rPr>
-        <w:t xml:space="preserve">    "game": "mixto",</w:t>
-      </w:r>
-    </w:p>
-    <w:p>
-      <w:pPr>
-        <w:shd w:fill="1E293B" w:val="clear"/>
-        <w:spacing w:after="0" w:before="0"/>
-        <w:ind w:left="215" w:right="215"/>
-      </w:pPr>
-      <w:r>
-        <w:rPr>
-          <w:rFonts w:ascii="Consolas" w:cs="Consolas" w:eastAsia="Consolas" w:hAnsi="Consolas"/>
-          <w:color w:val="E2E8F0"/>
-          <w:sz w:val="17"/>
-          <w:szCs w:val="17"/>
-        </w:rPr>
-        <w:t xml:space="preserve">    "plays": [</w:t>
-      </w:r>
-    </w:p>
-    <w:p>
-      <w:pPr>
-        <w:shd w:fill="1E293B" w:val="clear"/>
-        <w:spacing w:after="0" w:before="0"/>
-        <w:ind w:left="215" w:right="215"/>
-      </w:pPr>
-      <w:r>
-        <w:rPr>
-          <w:rFonts w:ascii="Consolas" w:cs="Consolas" w:eastAsia="Consolas" w:hAnsi="Consolas"/>
-          <w:color w:val="E2E8F0"/>
-          <w:sz w:val="17"/>
-          <w:szCs w:val="17"/>
-        </w:rPr>
-        <w:t xml:space="preserve">      { "drawSlotId": "1", "amount": 1000, "number": "00" },</w:t>
-      </w:r>
-    </w:p>
-    <w:p>
-      <w:pPr>
-        <w:shd w:fill="1E293B" w:val="clear"/>
-        <w:spacing w:after="0" w:before="0"/>
-        <w:ind w:left="215" w:right="215"/>
-      </w:pPr>
-      <w:r>
-        <w:rPr>
-          <w:rFonts w:ascii="Consolas" w:cs="Consolas" w:eastAsia="Consolas" w:hAnsi="Consolas"/>
-          <w:color w:val="E2E8F0"/>
-          <w:sz w:val="17"/>
-          <w:szCs w:val="17"/>
-        </w:rPr>
-        <w:t xml:space="preserve">      { "drawSlotId": "13", "amount": 2000, "number": "12" },</w:t>
-      </w:r>
-    </w:p>
-    <w:p>
-      <w:pPr>
-        <w:shd w:fill="1E293B" w:val="clear"/>
-        <w:spacing w:after="0" w:before="0"/>
-        <w:ind w:left="215" w:right="215"/>
-      </w:pPr>
-      <w:r>
-        <w:rPr>
-          <w:rFonts w:ascii="Consolas" w:cs="Consolas" w:eastAsia="Consolas" w:hAnsi="Consolas"/>
-          <w:color w:val="E2E8F0"/>
-          <w:sz w:val="17"/>
-          <w:szCs w:val="17"/>
-        </w:rPr>
-        <w:t xml:space="preserve">      { "drawSlotId": "25", "amount": 500, "number": "150" }</w:t>
-      </w:r>
-    </w:p>
-    <w:p>
-      <w:pPr>
-        <w:shd w:fill="1E293B" w:val="clear"/>
-        <w:spacing w:after="0" w:before="0"/>
-        <w:ind w:left="215" w:right="215"/>
-      </w:pPr>
-      <w:r>
-        <w:rPr>
-          <w:rFonts w:ascii="Consolas" w:cs="Consolas" w:eastAsia="Consolas" w:hAnsi="Consolas"/>
-          <w:color w:val="E2E8F0"/>
-          <w:sz w:val="17"/>
-          <w:szCs w:val="17"/>
-        </w:rPr>
-        <w:t xml:space="preserve">    ],</w:t>
-      </w:r>
-    </w:p>
-    <w:p>
-      <w:pPr>
-        <w:shd w:fill="1E293B" w:val="clear"/>
-        <w:spacing w:after="0" w:before="0"/>
-        <w:ind w:left="215" w:right="215"/>
-      </w:pPr>
-      <w:r>
-        <w:rPr>
-          <w:rFonts w:ascii="Consolas" w:cs="Consolas" w:eastAsia="Consolas" w:hAnsi="Consolas"/>
-          <w:color w:val="E2E8F0"/>
-          <w:sz w:val="17"/>
-          <w:szCs w:val="17"/>
-        </w:rPr>
-        <w:t xml:space="preserve">    "timestamp": "2026-04-14T10:15:00-04:00"</w:t>
-      </w:r>
-    </w:p>
-    <w:p>
-      <w:pPr>
-        <w:shd w:fill="1E293B" w:val="clear"/>
-        <w:spacing w:after="0" w:before="0"/>
-        <w:ind w:left="215" w:right="215"/>
-      </w:pPr>
-      <w:r>
-        <w:rPr>
-          <w:rFonts w:ascii="Consolas" w:cs="Consolas" w:eastAsia="Consolas" w:hAnsi="Consolas"/>
-          <w:color w:val="E2E8F0"/>
-          <w:sz w:val="17"/>
-          <w:szCs w:val="17"/>
-        </w:rPr>
-        <w:t xml:space="preserve">  }'</w:t>
-      </w:r>
-    </w:p>
-    <w:p>
-      <w:pPr>
-        <w:pBdr>
-          <w:left w:val="single" w:color="2563EB" w:sz="6"/>
-        </w:pBdr>
-        <w:shd w:fill="EFF6FF" w:val="clear"/>
-        <w:spacing w:after="120" w:before="120"/>
-        <w:ind w:left="215" w:right="215"/>
-      </w:pPr>
-      <w:r>
-        <w:rPr>
-          <w:rFonts w:ascii="Calibri" w:cs="Calibri" w:eastAsia="Calibri" w:hAnsi="Calibri"/>
-          <w:b/>
-          <w:bCs/>
-          <w:sz w:val="22"/>
-          <w:szCs w:val="22"/>
-        </w:rPr>
-        <w:t xml:space="preserve">Nota: </w:t>
-      </w:r>
-      <w:r>
-        <w:rPr>
-          <w:rFonts w:ascii="Calibri" w:cs="Calibri" w:eastAsia="Calibri" w:hAnsi="Calibri"/>
-          <w:sz w:val="22"/>
-          <w:szCs w:val="22"/>
-        </w:rPr>
-        <w:t xml:space="preserve">En el ejemplo anterior, cada jugada va dirigida a un juego y hora diferente: slot 1 = LOTOANIMALITO 08:00, slot 13 = LOTTOPANTERA 08:00, slot 25 = TRIPLE PANTERA 08:00. El campo game es solo informativo.</w:t>
-      </w:r>
-    </w:p>
-    <w:p>
-      <w:pPr>
-        <w:pStyle w:val="Heading1"/>
-        <w:spacing w:after="120" w:before="300"/>
-      </w:pPr>
-      <w:r>
-        <w:rPr>
-          <w:b/>
-          <w:bCs/>
-          <w:color w:val="1E3A5F"/>
-          <w:sz w:val="28"/>
-          <w:szCs w:val="28"/>
-        </w:rPr>
-        <w:t xml:space="preserve">7. Referencia Rapida de Slots</w:t>
-      </w:r>
-    </w:p>
-    <w:p>
-      <w:pPr>
-        <w:spacing w:after="120"/>
-      </w:pPr>
-      <w:r>
-        <w:rPr>
-          <w:rFonts w:ascii="Calibri" w:cs="Calibri" w:eastAsia="Calibri" w:hAnsi="Calibri"/>
-          <w:sz w:val="22"/>
-          <w:szCs w:val="22"/>
-        </w:rPr>
-        <w:t xml:space="preserve">Los 48 slots se distribuyen en 4 juegos con 12 horarios cada uno (08:00 a 19:00):</w:t>
+No disponibilidad (la jugada queda fuera de items):</w:t>
       </w:r>
     </w:p>
     <w:tbl>
@@ -3044,7 +2895,7 @@
       <w:tr>
         <w:tc>
           <w:tcPr>
-            <w:tcW w:type="pct" w:w="30%"/>
+            <w:tcW w:type="pct" w:w="22%"/>
             <w:shd w:fill="F1F5F9" w:val="clear"/>
           </w:tcPr>
           <w:p>
@@ -3059,13 +2910,13 @@
                 <w:sz w:val="20"/>
                 <w:szCs w:val="20"/>
               </w:rPr>
-              <w:t xml:space="preserve">Juego</w:t>
-            </w:r>
-          </w:p>
-        </w:tc>
-        <w:tc>
-          <w:tcPr>
-            <w:tcW w:type="pct" w:w="15%"/>
+              <w:t xml:space="preserve">Motivo</w:t>
+            </w:r>
+          </w:p>
+        </w:tc>
+        <w:tc>
+          <w:tcPr>
+            <w:tcW w:type="pct" w:w="43%"/>
             <w:shd w:fill="F1F5F9" w:val="clear"/>
           </w:tcPr>
           <w:p>
@@ -3080,13 +2931,13 @@
                 <w:sz w:val="20"/>
                 <w:szCs w:val="20"/>
               </w:rPr>
-              <w:t xml:space="preserve">Slots</w:t>
-            </w:r>
-          </w:p>
-        </w:tc>
-        <w:tc>
-          <w:tcPr>
-            <w:tcW w:type="pct" w:w="55%"/>
+              <w:t xml:space="preserve">Descripcion</w:t>
+            </w:r>
+          </w:p>
+        </w:tc>
+        <w:tc>
+          <w:tcPr>
+            <w:tcW w:type="pct" w:w="35%"/>
             <w:shd w:fill="F1F5F9" w:val="clear"/>
           </w:tcPr>
           <w:p>
@@ -3101,7 +2952,7 @@
                 <w:sz w:val="20"/>
                 <w:szCs w:val="20"/>
               </w:rPr>
-              <w:t xml:space="preserve">Rango de Numeros</w:t>
+              <w:t xml:space="preserve">Como interpretarlo</w:t>
             </w:r>
           </w:p>
         </w:tc>
@@ -3109,55 +2960,55 @@
       <w:tr>
         <w:tc>
           <w:tcPr>
-            <w:tcW w:type="pct" w:w="30%"/>
-          </w:tcPr>
-          <w:p>
-            <w:pPr>
-              <w:spacing w:after="40" w:before="40"/>
-            </w:pPr>
-            <w:r>
-              <w:rPr>
-                <w:rFonts w:ascii="Calibri" w:cs="Calibri" w:eastAsia="Calibri" w:hAnsi="Calibri"/>
-                <w:sz w:val="20"/>
-                <w:szCs w:val="20"/>
-              </w:rPr>
-              <w:t xml:space="preserve">LOTOANIMALITO</w:t>
-            </w:r>
-          </w:p>
-        </w:tc>
-        <w:tc>
-          <w:tcPr>
-            <w:tcW w:type="pct" w:w="15%"/>
-          </w:tcPr>
-          <w:p>
-            <w:pPr>
-              <w:spacing w:after="40" w:before="40"/>
-            </w:pPr>
-            <w:r>
-              <w:rPr>
-                <w:rFonts w:ascii="Calibri" w:cs="Calibri" w:eastAsia="Calibri" w:hAnsi="Calibri"/>
-                <w:sz w:val="20"/>
-                <w:szCs w:val="20"/>
-              </w:rPr>
-              <w:t xml:space="preserve">1 - 12</w:t>
-            </w:r>
-          </w:p>
-        </w:tc>
-        <w:tc>
-          <w:tcPr>
-            <w:tcW w:type="pct" w:w="55%"/>
-          </w:tcPr>
-          <w:p>
-            <w:pPr>
-              <w:spacing w:after="40" w:before="40"/>
-            </w:pPr>
-            <w:r>
-              <w:rPr>
-                <w:rFonts w:ascii="Calibri" w:cs="Calibri" w:eastAsia="Calibri" w:hAnsi="Calibri"/>
-                <w:sz w:val="20"/>
-                <w:szCs w:val="20"/>
-              </w:rPr>
-              <w:t xml:space="preserve">"0", "00" a "36" (38 numeros — "0" es DELFIN, "00" es BALLENA)</w:t>
+            <w:tcW w:type="pct" w:w="22%"/>
+          </w:tcPr>
+          <w:p>
+            <w:pPr>
+              <w:spacing w:after="40" w:before="40"/>
+            </w:pPr>
+            <w:r>
+              <w:rPr>
+                <w:rFonts w:ascii="Calibri" w:cs="Calibri" w:eastAsia="Calibri" w:hAnsi="Calibri"/>
+                <w:sz w:val="20"/>
+                <w:szCs w:val="20"/>
+              </w:rPr>
+              <w:t xml:space="preserve">Sin cupo</w:t>
+            </w:r>
+          </w:p>
+        </w:tc>
+        <w:tc>
+          <w:tcPr>
+            <w:tcW w:type="pct" w:w="43%"/>
+          </w:tcPr>
+          <w:p>
+            <w:pPr>
+              <w:spacing w:after="40" w:before="40"/>
+            </w:pPr>
+            <w:r>
+              <w:rPr>
+                <w:rFonts w:ascii="Calibri" w:cs="Calibri" w:eastAsia="Calibri" w:hAnsi="Calibri"/>
+                <w:sz w:val="20"/>
+                <w:szCs w:val="20"/>
+              </w:rPr>
+              <w:t xml:space="preserve">El numero ya alcanzo el limite de venta configurado para ese sorteo</w:t>
+            </w:r>
+          </w:p>
+        </w:tc>
+        <w:tc>
+          <w:tcPr>
+            <w:tcW w:type="pct" w:w="35%"/>
+          </w:tcPr>
+          <w:p>
+            <w:pPr>
+              <w:spacing w:after="40" w:before="40"/>
+            </w:pPr>
+            <w:r>
+              <w:rPr>
+                <w:rFonts w:ascii="Calibri" w:cs="Calibri" w:eastAsia="Calibri" w:hAnsi="Calibri"/>
+                <w:sz w:val="20"/>
+                <w:szCs w:val="20"/>
+              </w:rPr>
+              <w:t xml:space="preserve">La jugada no aparece en items. El resto del ticket sigue vendiendose.</w:t>
             </w:r>
           </w:p>
         </w:tc>
@@ -3165,55 +3016,55 @@
       <w:tr>
         <w:tc>
           <w:tcPr>
-            <w:tcW w:type="pct" w:w="30%"/>
-          </w:tcPr>
-          <w:p>
-            <w:pPr>
-              <w:spacing w:after="40" w:before="40"/>
-            </w:pPr>
-            <w:r>
-              <w:rPr>
-                <w:rFonts w:ascii="Calibri" w:cs="Calibri" w:eastAsia="Calibri" w:hAnsi="Calibri"/>
-                <w:sz w:val="20"/>
-                <w:szCs w:val="20"/>
-              </w:rPr>
-              <w:t xml:space="preserve">LOTTOPANTERA</w:t>
-            </w:r>
-          </w:p>
-        </w:tc>
-        <w:tc>
-          <w:tcPr>
-            <w:tcW w:type="pct" w:w="15%"/>
-          </w:tcPr>
-          <w:p>
-            <w:pPr>
-              <w:spacing w:after="40" w:before="40"/>
-            </w:pPr>
-            <w:r>
-              <w:rPr>
-                <w:rFonts w:ascii="Calibri" w:cs="Calibri" w:eastAsia="Calibri" w:hAnsi="Calibri"/>
-                <w:sz w:val="20"/>
-                <w:szCs w:val="20"/>
-              </w:rPr>
-              <w:t xml:space="preserve">13 - 24</w:t>
-            </w:r>
-          </w:p>
-        </w:tc>
-        <w:tc>
-          <w:tcPr>
-            <w:tcW w:type="pct" w:w="55%"/>
-          </w:tcPr>
-          <w:p>
-            <w:pPr>
-              <w:spacing w:after="40" w:before="40"/>
-            </w:pPr>
-            <w:r>
-              <w:rPr>
-                <w:rFonts w:ascii="Calibri" w:cs="Calibri" w:eastAsia="Calibri" w:hAnsi="Calibri"/>
-                <w:sz w:val="20"/>
-                <w:szCs w:val="20"/>
-              </w:rPr>
-              <w:t xml:space="preserve">"0", "00" a "48" (50 numeros — "0" es DELFIN, "00" es BALLENA)</w:t>
+            <w:tcW w:type="pct" w:w="22%"/>
+          </w:tcPr>
+          <w:p>
+            <w:pPr>
+              <w:spacing w:after="40" w:before="40"/>
+            </w:pPr>
+            <w:r>
+              <w:rPr>
+                <w:rFonts w:ascii="Calibri" w:cs="Calibri" w:eastAsia="Calibri" w:hAnsi="Calibri"/>
+                <w:sz w:val="20"/>
+                <w:szCs w:val="20"/>
+              </w:rPr>
+              <w:t xml:space="preserve">Numero bloqueado</w:t>
+            </w:r>
+          </w:p>
+        </w:tc>
+        <w:tc>
+          <w:tcPr>
+            <w:tcW w:type="pct" w:w="43%"/>
+          </w:tcPr>
+          <w:p>
+            <w:pPr>
+              <w:spacing w:after="40" w:before="40"/>
+            </w:pPr>
+            <w:r>
+              <w:rPr>
+                <w:rFonts w:ascii="Calibri" w:cs="Calibri" w:eastAsia="Calibri" w:hAnsi="Calibri"/>
+                <w:sz w:val="20"/>
+                <w:szCs w:val="20"/>
+              </w:rPr>
+              <w:t xml:space="preserve">El administrador bloqueo ese numero para ese sorteo</w:t>
+            </w:r>
+          </w:p>
+        </w:tc>
+        <w:tc>
+          <w:tcPr>
+            <w:tcW w:type="pct" w:w="35%"/>
+          </w:tcPr>
+          <w:p>
+            <w:pPr>
+              <w:spacing w:after="40" w:before="40"/>
+            </w:pPr>
+            <w:r>
+              <w:rPr>
+                <w:rFonts w:ascii="Calibri" w:cs="Calibri" w:eastAsia="Calibri" w:hAnsi="Calibri"/>
+                <w:sz w:val="20"/>
+                <w:szCs w:val="20"/>
+              </w:rPr>
+              <w:t xml:space="preserve">La jugada no aparece en items. El resto del ticket sigue vendiendose.</w:t>
             </w:r>
           </w:p>
         </w:tc>
@@ -3221,116 +3072,599 @@
       <w:tr>
         <w:tc>
           <w:tcPr>
-            <w:tcW w:type="pct" w:w="30%"/>
-          </w:tcPr>
-          <w:p>
-            <w:pPr>
-              <w:spacing w:after="40" w:before="40"/>
-            </w:pPr>
-            <w:r>
-              <w:rPr>
-                <w:rFonts w:ascii="Calibri" w:cs="Calibri" w:eastAsia="Calibri" w:hAnsi="Calibri"/>
-                <w:sz w:val="20"/>
-                <w:szCs w:val="20"/>
-              </w:rPr>
-              <w:t xml:space="preserve">TRIPLE PANTERA</w:t>
-            </w:r>
-          </w:p>
-        </w:tc>
-        <w:tc>
-          <w:tcPr>
-            <w:tcW w:type="pct" w:w="15%"/>
-          </w:tcPr>
-          <w:p>
-            <w:pPr>
-              <w:spacing w:after="40" w:before="40"/>
-            </w:pPr>
-            <w:r>
-              <w:rPr>
-                <w:rFonts w:ascii="Calibri" w:cs="Calibri" w:eastAsia="Calibri" w:hAnsi="Calibri"/>
-                <w:sz w:val="20"/>
-                <w:szCs w:val="20"/>
-              </w:rPr>
-              <w:t xml:space="preserve">25 - 36</w:t>
-            </w:r>
-          </w:p>
-        </w:tc>
-        <w:tc>
-          <w:tcPr>
-            <w:tcW w:type="pct" w:w="55%"/>
-          </w:tcPr>
-          <w:p>
-            <w:pPr>
-              <w:spacing w:after="40" w:before="40"/>
-            </w:pPr>
-            <w:r>
-              <w:rPr>
-                <w:rFonts w:ascii="Calibri" w:cs="Calibri" w:eastAsia="Calibri" w:hAnsi="Calibri"/>
-                <w:sz w:val="20"/>
-                <w:szCs w:val="20"/>
-              </w:rPr>
-              <w:t xml:space="preserve">"000" a "999" (1000 triples)</w:t>
-            </w:r>
-          </w:p>
-        </w:tc>
-      </w:tr>
-      <w:tr>
-        <w:tc>
-          <w:tcPr>
-            <w:tcW w:type="pct" w:w="30%"/>
-          </w:tcPr>
-          <w:p>
-            <w:pPr>
-              <w:spacing w:after="40" w:before="40"/>
-            </w:pPr>
-            <w:r>
-              <w:rPr>
-                <w:rFonts w:ascii="Calibri" w:cs="Calibri" w:eastAsia="Calibri" w:hAnsi="Calibri"/>
-                <w:sz w:val="20"/>
-                <w:szCs w:val="20"/>
-              </w:rPr>
-              <w:t xml:space="preserve">TERMINAL PANTERA</w:t>
-            </w:r>
-          </w:p>
-        </w:tc>
-        <w:tc>
-          <w:tcPr>
-            <w:tcW w:type="pct" w:w="15%"/>
-          </w:tcPr>
-          <w:p>
-            <w:pPr>
-              <w:spacing w:after="40" w:before="40"/>
-            </w:pPr>
-            <w:r>
-              <w:rPr>
-                <w:rFonts w:ascii="Calibri" w:cs="Calibri" w:eastAsia="Calibri" w:hAnsi="Calibri"/>
-                <w:sz w:val="20"/>
-                <w:szCs w:val="20"/>
-              </w:rPr>
-              <w:t xml:space="preserve">37 - 48</w:t>
-            </w:r>
-          </w:p>
-        </w:tc>
-        <w:tc>
-          <w:tcPr>
-            <w:tcW w:type="pct" w:w="55%"/>
-          </w:tcPr>
-          <w:p>
-            <w:pPr>
-              <w:spacing w:after="40" w:before="40"/>
-            </w:pPr>
-            <w:r>
-              <w:rPr>
-                <w:rFonts w:ascii="Calibri" w:cs="Calibri" w:eastAsia="Calibri" w:hAnsi="Calibri"/>
-                <w:sz w:val="20"/>
-                <w:szCs w:val="20"/>
-              </w:rPr>
-              <w:t xml:space="preserve">"00" a "99" (100 terminales)</w:t>
+            <w:tcW w:type="pct" w:w="22%"/>
+          </w:tcPr>
+          <w:p>
+            <w:pPr>
+              <w:spacing w:after="40" w:before="40"/>
+            </w:pPr>
+            <w:r>
+              <w:rPr>
+                <w:rFonts w:ascii="Calibri" w:cs="Calibri" w:eastAsia="Calibri" w:hAnsi="Calibri"/>
+                <w:sz w:val="20"/>
+                <w:szCs w:val="20"/>
+              </w:rPr>
+              <w:t xml:space="preserve">Sorteo cerrado/sorteado</w:t>
+            </w:r>
+          </w:p>
+        </w:tc>
+        <w:tc>
+          <w:tcPr>
+            <w:tcW w:type="pct" w:w="43%"/>
+          </w:tcPr>
+          <w:p>
+            <w:pPr>
+              <w:spacing w:after="40" w:before="40"/>
+            </w:pPr>
+            <w:r>
+              <w:rPr>
+                <w:rFonts w:ascii="Calibri" w:cs="Calibri" w:eastAsia="Calibri" w:hAnsi="Calibri"/>
+                <w:sz w:val="20"/>
+                <w:szCs w:val="20"/>
+              </w:rPr>
+              <w:t xml:space="preserve">El sorteo ya paso o esta en proceso (DRAWN, CANCELLED, CLOSED)</w:t>
+            </w:r>
+          </w:p>
+        </w:tc>
+        <w:tc>
+          <w:tcPr>
+            <w:tcW w:type="pct" w:w="35%"/>
+          </w:tcPr>
+          <w:p>
+            <w:pPr>
+              <w:spacing w:after="40" w:before="40"/>
+            </w:pPr>
+            <w:r>
+              <w:rPr>
+                <w:rFonts w:ascii="Calibri" w:cs="Calibri" w:eastAsia="Calibri" w:hAnsi="Calibri"/>
+                <w:sz w:val="20"/>
+                <w:szCs w:val="20"/>
+              </w:rPr>
+              <w:t xml:space="preserve">Si TODAS las jugadas apuntan a sorteos cerrados, el ticket completo se rechaza con REJECTED.</w:t>
             </w:r>
           </w:p>
         </w:tc>
       </w:tr>
     </w:tbl>
+    <w:p>
+      <w:pPr>
+        <w:pBdr>
+          <w:left w:val="single" w:color="16A34A" w:sz="6"/>
+        </w:pBdr>
+        <w:shd w:fill="F0FDF4" w:val="clear"/>
+        <w:spacing w:after="120" w:before="120"/>
+        <w:ind w:left="215" w:right="215"/>
+      </w:pPr>
+      <w:r>
+        <w:rPr>
+          <w:rFonts w:ascii="Calibri" w:cs="Calibri" w:eastAsia="Calibri" w:hAnsi="Calibri"/>
+          <w:b/>
+          <w:bCs/>
+          <w:sz w:val="22"/>
+          <w:szCs w:val="22"/>
+        </w:rPr>
+        <w:t xml:space="preserve">Aceptacion parcial: </w:t>
+      </w:r>
+      <w:r>
+        <w:rPr>
+          <w:rFonts w:ascii="Calibri" w:cs="Calibri" w:eastAsia="Calibri" w:hAnsi="Calibri"/>
+          <w:sz w:val="22"/>
+          <w:szCs w:val="22"/>
+        </w:rPr>
+        <w:t xml:space="preserve">Cuando una o varias jugadas no estan disponibles por cupo o bloqueo, el sistema crea el ticket con las jugadas que si tienen cupo y las omite del arreglo items. No se devuelve detalle de las descartadas — para saber cuales no entraron, comparen el array plays enviado contra el items de la respuesta.</w:t>
+      </w:r>
+    </w:p>
+    <w:p>
+      <w:pPr>
+        <w:pStyle w:val="Heading1"/>
+        <w:spacing w:after="120" w:before="300"/>
+      </w:pPr>
+      <w:r>
+        <w:rPr>
+          <w:b/>
+          <w:bCs/>
+          <w:color w:val="1E3A5F"/>
+          <w:sz w:val="28"/>
+          <w:szCs w:val="28"/>
+        </w:rPr>
+        <w:t xml:space="preserve">6. Ejemplos Completos</w:t>
+      </w:r>
+    </w:p>
+    <w:p>
+      <w:pPr>
+        <w:spacing w:before="80"/>
+      </w:pPr>
+      <w:r>
+        <w:rPr>
+          <w:rFonts w:ascii="Calibri" w:cs="Calibri" w:eastAsia="Calibri" w:hAnsi="Calibri"/>
+          <w:b/>
+          <w:bCs/>
+          <w:sz w:val="22"/>
+          <w:szCs w:val="22"/>
+        </w:rPr>
+        <w:t xml:space="preserve">Ejemplo: Jugada simple (una apuesta):</w:t>
+      </w:r>
+    </w:p>
+    <w:p>
+      <w:pPr>
+        <w:shd w:fill="1E293B" w:val="clear"/>
+        <w:spacing w:after="0" w:before="0"/>
+        <w:ind w:left="215" w:right="215"/>
+      </w:pPr>
+      <w:r>
+        <w:rPr>
+          <w:rFonts w:ascii="Consolas" w:cs="Consolas" w:eastAsia="Consolas" w:hAnsi="Consolas"/>
+          <w:color w:val="E2E8F0"/>
+          <w:sz w:val="17"/>
+          <w:szCs w:val="17"/>
+        </w:rPr>
+        <w:t xml:space="preserve">curl -X POST https://toteback.atilax.io/api/webhooks/premier2 \</w:t>
+      </w:r>
+    </w:p>
+    <w:p>
+      <w:pPr>
+        <w:shd w:fill="1E293B" w:val="clear"/>
+        <w:spacing w:after="0" w:before="0"/>
+        <w:ind w:left="215" w:right="215"/>
+      </w:pPr>
+      <w:r>
+        <w:rPr>
+          <w:rFonts w:ascii="Consolas" w:cs="Consolas" w:eastAsia="Consolas" w:hAnsi="Consolas"/>
+          <w:color w:val="E2E8F0"/>
+          <w:sz w:val="17"/>
+          <w:szCs w:val="17"/>
+        </w:rPr>
+        <w:t xml:space="preserve">  -H "Content-Type: application/json" \</w:t>
+      </w:r>
+    </w:p>
+    <w:p>
+      <w:pPr>
+        <w:shd w:fill="1E293B" w:val="clear"/>
+        <w:spacing w:after="0" w:before="0"/>
+        <w:ind w:left="215" w:right="215"/>
+      </w:pPr>
+      <w:r>
+        <w:rPr>
+          <w:rFonts w:ascii="Consolas" w:cs="Consolas" w:eastAsia="Consolas" w:hAnsi="Consolas"/>
+          <w:color w:val="E2E8F0"/>
+          <w:sz w:val="17"/>
+          <w:szCs w:val="17"/>
+        </w:rPr>
+        <w:t xml:space="preserve">  -H "X-Webhook-Token: 7c6ccaca3d60380ffd20df635702d21502254e4e6d59c12552d92423bd93cce3" \</w:t>
+      </w:r>
+    </w:p>
+    <w:p>
+      <w:pPr>
+        <w:shd w:fill="1E293B" w:val="clear"/>
+        <w:spacing w:after="0" w:before="0"/>
+        <w:ind w:left="215" w:right="215"/>
+      </w:pPr>
+      <w:r>
+        <w:rPr>
+          <w:rFonts w:ascii="Consolas" w:cs="Consolas" w:eastAsia="Consolas" w:hAnsi="Consolas"/>
+          <w:color w:val="E2E8F0"/>
+          <w:sz w:val="17"/>
+          <w:szCs w:val="17"/>
+        </w:rPr>
+        <w:t xml:space="preserve">  -d '{</w:t>
+      </w:r>
+    </w:p>
+    <w:p>
+      <w:pPr>
+        <w:shd w:fill="1E293B" w:val="clear"/>
+        <w:spacing w:after="0" w:before="0"/>
+        <w:ind w:left="215" w:right="215"/>
+      </w:pPr>
+      <w:r>
+        <w:rPr>
+          <w:rFonts w:ascii="Consolas" w:cs="Consolas" w:eastAsia="Consolas" w:hAnsi="Consolas"/>
+          <w:color w:val="E2E8F0"/>
+          <w:sz w:val="17"/>
+          <w:szCs w:val="17"/>
+        </w:rPr>
+        <w:t xml:space="preserve">    "ticketId": "PRM-20260414-001",</w:t>
+      </w:r>
+    </w:p>
+    <w:p>
+      <w:pPr>
+        <w:shd w:fill="1E293B" w:val="clear"/>
+        <w:spacing w:after="0" w:before="0"/>
+        <w:ind w:left="215" w:right="215"/>
+      </w:pPr>
+      <w:r>
+        <w:rPr>
+          <w:rFonts w:ascii="Consolas" w:cs="Consolas" w:eastAsia="Consolas" w:hAnsi="Consolas"/>
+          <w:color w:val="E2E8F0"/>
+          <w:sz w:val="17"/>
+          <w:szCs w:val="17"/>
+        </w:rPr>
+        <w:t xml:space="preserve">    "game": "lotoanimalito",</w:t>
+      </w:r>
+    </w:p>
+    <w:p>
+      <w:pPr>
+        <w:shd w:fill="1E293B" w:val="clear"/>
+        <w:spacing w:after="0" w:before="0"/>
+        <w:ind w:left="215" w:right="215"/>
+      </w:pPr>
+      <w:r>
+        <w:rPr>
+          <w:rFonts w:ascii="Consolas" w:cs="Consolas" w:eastAsia="Consolas" w:hAnsi="Consolas"/>
+          <w:color w:val="E2E8F0"/>
+          <w:sz w:val="17"/>
+          <w:szCs w:val="17"/>
+        </w:rPr>
+        <w:t xml:space="preserve">    "plays": [</w:t>
+      </w:r>
+    </w:p>
+    <w:p>
+      <w:pPr>
+        <w:shd w:fill="1E293B" w:val="clear"/>
+        <w:spacing w:after="0" w:before="0"/>
+        <w:ind w:left="215" w:right="215"/>
+      </w:pPr>
+      <w:r>
+        <w:rPr>
+          <w:rFonts w:ascii="Consolas" w:cs="Consolas" w:eastAsia="Consolas" w:hAnsi="Consolas"/>
+          <w:color w:val="E2E8F0"/>
+          <w:sz w:val="17"/>
+          <w:szCs w:val="17"/>
+        </w:rPr>
+        <w:t xml:space="preserve">      {</w:t>
+      </w:r>
+    </w:p>
+    <w:p>
+      <w:pPr>
+        <w:shd w:fill="1E293B" w:val="clear"/>
+        <w:spacing w:after="0" w:before="0"/>
+        <w:ind w:left="215" w:right="215"/>
+      </w:pPr>
+      <w:r>
+        <w:rPr>
+          <w:rFonts w:ascii="Consolas" w:cs="Consolas" w:eastAsia="Consolas" w:hAnsi="Consolas"/>
+          <w:color w:val="E2E8F0"/>
+          <w:sz w:val="17"/>
+          <w:szCs w:val="17"/>
+        </w:rPr>
+        <w:t xml:space="preserve">        "drawSlotId": "5",</w:t>
+      </w:r>
+    </w:p>
+    <w:p>
+      <w:pPr>
+        <w:shd w:fill="1E293B" w:val="clear"/>
+        <w:spacing w:after="0" w:before="0"/>
+        <w:ind w:left="215" w:right="215"/>
+      </w:pPr>
+      <w:r>
+        <w:rPr>
+          <w:rFonts w:ascii="Consolas" w:cs="Consolas" w:eastAsia="Consolas" w:hAnsi="Consolas"/>
+          <w:color w:val="E2E8F0"/>
+          <w:sz w:val="17"/>
+          <w:szCs w:val="17"/>
+        </w:rPr>
+        <w:t xml:space="preserve">        "amount": 1500,</w:t>
+      </w:r>
+    </w:p>
+    <w:p>
+      <w:pPr>
+        <w:shd w:fill="1E293B" w:val="clear"/>
+        <w:spacing w:after="0" w:before="0"/>
+        <w:ind w:left="215" w:right="215"/>
+      </w:pPr>
+      <w:r>
+        <w:rPr>
+          <w:rFonts w:ascii="Consolas" w:cs="Consolas" w:eastAsia="Consolas" w:hAnsi="Consolas"/>
+          <w:color w:val="E2E8F0"/>
+          <w:sz w:val="17"/>
+          <w:szCs w:val="17"/>
+        </w:rPr>
+        <w:t xml:space="preserve">        "animal": "LEON",</w:t>
+      </w:r>
+    </w:p>
+    <w:p>
+      <w:pPr>
+        <w:shd w:fill="1E293B" w:val="clear"/>
+        <w:spacing w:after="0" w:before="0"/>
+        <w:ind w:left="215" w:right="215"/>
+      </w:pPr>
+      <w:r>
+        <w:rPr>
+          <w:rFonts w:ascii="Consolas" w:cs="Consolas" w:eastAsia="Consolas" w:hAnsi="Consolas"/>
+          <w:color w:val="E2E8F0"/>
+          <w:sz w:val="17"/>
+          <w:szCs w:val="17"/>
+        </w:rPr>
+        <w:t xml:space="preserve">        "number": "05"</w:t>
+      </w:r>
+    </w:p>
+    <w:p>
+      <w:pPr>
+        <w:shd w:fill="1E293B" w:val="clear"/>
+        <w:spacing w:after="0" w:before="0"/>
+        <w:ind w:left="215" w:right="215"/>
+      </w:pPr>
+      <w:r>
+        <w:rPr>
+          <w:rFonts w:ascii="Consolas" w:cs="Consolas" w:eastAsia="Consolas" w:hAnsi="Consolas"/>
+          <w:color w:val="E2E8F0"/>
+          <w:sz w:val="17"/>
+          <w:szCs w:val="17"/>
+        </w:rPr>
+        <w:t xml:space="preserve">      }</w:t>
+      </w:r>
+    </w:p>
+    <w:p>
+      <w:pPr>
+        <w:shd w:fill="1E293B" w:val="clear"/>
+        <w:spacing w:after="0" w:before="0"/>
+        <w:ind w:left="215" w:right="215"/>
+      </w:pPr>
+      <w:r>
+        <w:rPr>
+          <w:rFonts w:ascii="Consolas" w:cs="Consolas" w:eastAsia="Consolas" w:hAnsi="Consolas"/>
+          <w:color w:val="E2E8F0"/>
+          <w:sz w:val="17"/>
+          <w:szCs w:val="17"/>
+        </w:rPr>
+        <w:t xml:space="preserve">    ],</w:t>
+      </w:r>
+    </w:p>
+    <w:p>
+      <w:pPr>
+        <w:shd w:fill="1E293B" w:val="clear"/>
+        <w:spacing w:after="0" w:before="0"/>
+        <w:ind w:left="215" w:right="215"/>
+      </w:pPr>
+      <w:r>
+        <w:rPr>
+          <w:rFonts w:ascii="Consolas" w:cs="Consolas" w:eastAsia="Consolas" w:hAnsi="Consolas"/>
+          <w:color w:val="E2E8F0"/>
+          <w:sz w:val="17"/>
+          <w:szCs w:val="17"/>
+        </w:rPr>
+        <w:t xml:space="preserve">    "timestamp": "2026-04-14T14:30:00-04:00"</w:t>
+      </w:r>
+    </w:p>
+    <w:p>
+      <w:pPr>
+        <w:shd w:fill="1E293B" w:val="clear"/>
+        <w:spacing w:after="0" w:before="0"/>
+        <w:ind w:left="215" w:right="215"/>
+      </w:pPr>
+      <w:r>
+        <w:rPr>
+          <w:rFonts w:ascii="Consolas" w:cs="Consolas" w:eastAsia="Consolas" w:hAnsi="Consolas"/>
+          <w:color w:val="E2E8F0"/>
+          <w:sz w:val="17"/>
+          <w:szCs w:val="17"/>
+        </w:rPr>
+        <w:t xml:space="preserve">  }'</w:t>
+      </w:r>
+    </w:p>
+    <w:p>
+      <w:pPr>
+        <w:spacing w:before="200"/>
+      </w:pPr>
+      <w:r>
+        <w:rPr>
+          <w:rFonts w:ascii="Calibri" w:cs="Calibri" w:eastAsia="Calibri" w:hAnsi="Calibri"/>
+          <w:b/>
+          <w:bCs/>
+          <w:sz w:val="22"/>
+          <w:szCs w:val="22"/>
+        </w:rPr>
+        <w:t xml:space="preserve">
+Ejemplo: Multiples jugadas en un ticket:</w:t>
+      </w:r>
+    </w:p>
+    <w:p>
+      <w:pPr>
+        <w:shd w:fill="1E293B" w:val="clear"/>
+        <w:spacing w:after="0" w:before="0"/>
+        <w:ind w:left="215" w:right="215"/>
+      </w:pPr>
+      <w:r>
+        <w:rPr>
+          <w:rFonts w:ascii="Consolas" w:cs="Consolas" w:eastAsia="Consolas" w:hAnsi="Consolas"/>
+          <w:color w:val="E2E8F0"/>
+          <w:sz w:val="17"/>
+          <w:szCs w:val="17"/>
+        </w:rPr>
+        <w:t xml:space="preserve">curl -X POST https://toteback.atilax.io/api/webhooks/premier2 \</w:t>
+      </w:r>
+    </w:p>
+    <w:p>
+      <w:pPr>
+        <w:shd w:fill="1E293B" w:val="clear"/>
+        <w:spacing w:after="0" w:before="0"/>
+        <w:ind w:left="215" w:right="215"/>
+      </w:pPr>
+      <w:r>
+        <w:rPr>
+          <w:rFonts w:ascii="Consolas" w:cs="Consolas" w:eastAsia="Consolas" w:hAnsi="Consolas"/>
+          <w:color w:val="E2E8F0"/>
+          <w:sz w:val="17"/>
+          <w:szCs w:val="17"/>
+        </w:rPr>
+        <w:t xml:space="preserve">  -H "Content-Type: application/json" \</w:t>
+      </w:r>
+    </w:p>
+    <w:p>
+      <w:pPr>
+        <w:shd w:fill="1E293B" w:val="clear"/>
+        <w:spacing w:after="0" w:before="0"/>
+        <w:ind w:left="215" w:right="215"/>
+      </w:pPr>
+      <w:r>
+        <w:rPr>
+          <w:rFonts w:ascii="Consolas" w:cs="Consolas" w:eastAsia="Consolas" w:hAnsi="Consolas"/>
+          <w:color w:val="E2E8F0"/>
+          <w:sz w:val="17"/>
+          <w:szCs w:val="17"/>
+        </w:rPr>
+        <w:t xml:space="preserve">  -H "X-Webhook-Token: 7c6ccaca3d60380ffd20df635702d21502254e4e6d59c12552d92423bd93cce3" \</w:t>
+      </w:r>
+    </w:p>
+    <w:p>
+      <w:pPr>
+        <w:shd w:fill="1E293B" w:val="clear"/>
+        <w:spacing w:after="0" w:before="0"/>
+        <w:ind w:left="215" w:right="215"/>
+      </w:pPr>
+      <w:r>
+        <w:rPr>
+          <w:rFonts w:ascii="Consolas" w:cs="Consolas" w:eastAsia="Consolas" w:hAnsi="Consolas"/>
+          <w:color w:val="E2E8F0"/>
+          <w:sz w:val="17"/>
+          <w:szCs w:val="17"/>
+        </w:rPr>
+        <w:t xml:space="preserve">  -d '{</w:t>
+      </w:r>
+    </w:p>
+    <w:p>
+      <w:pPr>
+        <w:shd w:fill="1E293B" w:val="clear"/>
+        <w:spacing w:after="0" w:before="0"/>
+        <w:ind w:left="215" w:right="215"/>
+      </w:pPr>
+      <w:r>
+        <w:rPr>
+          <w:rFonts w:ascii="Consolas" w:cs="Consolas" w:eastAsia="Consolas" w:hAnsi="Consolas"/>
+          <w:color w:val="E2E8F0"/>
+          <w:sz w:val="17"/>
+          <w:szCs w:val="17"/>
+        </w:rPr>
+        <w:t xml:space="preserve">    "ticketId": "PRM-20260414-002",</w:t>
+      </w:r>
+    </w:p>
+    <w:p>
+      <w:pPr>
+        <w:shd w:fill="1E293B" w:val="clear"/>
+        <w:spacing w:after="0" w:before="0"/>
+        <w:ind w:left="215" w:right="215"/>
+      </w:pPr>
+      <w:r>
+        <w:rPr>
+          <w:rFonts w:ascii="Consolas" w:cs="Consolas" w:eastAsia="Consolas" w:hAnsi="Consolas"/>
+          <w:color w:val="E2E8F0"/>
+          <w:sz w:val="17"/>
+          <w:szCs w:val="17"/>
+        </w:rPr>
+        <w:t xml:space="preserve">    "game": "mixto",</w:t>
+      </w:r>
+    </w:p>
+    <w:p>
+      <w:pPr>
+        <w:shd w:fill="1E293B" w:val="clear"/>
+        <w:spacing w:after="0" w:before="0"/>
+        <w:ind w:left="215" w:right="215"/>
+      </w:pPr>
+      <w:r>
+        <w:rPr>
+          <w:rFonts w:ascii="Consolas" w:cs="Consolas" w:eastAsia="Consolas" w:hAnsi="Consolas"/>
+          <w:color w:val="E2E8F0"/>
+          <w:sz w:val="17"/>
+          <w:szCs w:val="17"/>
+        </w:rPr>
+        <w:t xml:space="preserve">    "plays": [</w:t>
+      </w:r>
+    </w:p>
+    <w:p>
+      <w:pPr>
+        <w:shd w:fill="1E293B" w:val="clear"/>
+        <w:spacing w:after="0" w:before="0"/>
+        <w:ind w:left="215" w:right="215"/>
+      </w:pPr>
+      <w:r>
+        <w:rPr>
+          <w:rFonts w:ascii="Consolas" w:cs="Consolas" w:eastAsia="Consolas" w:hAnsi="Consolas"/>
+          <w:color w:val="E2E8F0"/>
+          <w:sz w:val="17"/>
+          <w:szCs w:val="17"/>
+        </w:rPr>
+        <w:t xml:space="preserve">      { "drawSlotId": "1", "amount": 1000, "number": "00" },</w:t>
+      </w:r>
+    </w:p>
+    <w:p>
+      <w:pPr>
+        <w:shd w:fill="1E293B" w:val="clear"/>
+        <w:spacing w:after="0" w:before="0"/>
+        <w:ind w:left="215" w:right="215"/>
+      </w:pPr>
+      <w:r>
+        <w:rPr>
+          <w:rFonts w:ascii="Consolas" w:cs="Consolas" w:eastAsia="Consolas" w:hAnsi="Consolas"/>
+          <w:color w:val="E2E8F0"/>
+          <w:sz w:val="17"/>
+          <w:szCs w:val="17"/>
+        </w:rPr>
+        <w:t xml:space="preserve">      { "drawSlotId": "13", "amount": 2000, "number": "12" },</w:t>
+      </w:r>
+    </w:p>
+    <w:p>
+      <w:pPr>
+        <w:shd w:fill="1E293B" w:val="clear"/>
+        <w:spacing w:after="0" w:before="0"/>
+        <w:ind w:left="215" w:right="215"/>
+      </w:pPr>
+      <w:r>
+        <w:rPr>
+          <w:rFonts w:ascii="Consolas" w:cs="Consolas" w:eastAsia="Consolas" w:hAnsi="Consolas"/>
+          <w:color w:val="E2E8F0"/>
+          <w:sz w:val="17"/>
+          <w:szCs w:val="17"/>
+        </w:rPr>
+        <w:t xml:space="preserve">      { "drawSlotId": "25", "amount": 500, "number": "150" }</w:t>
+      </w:r>
+    </w:p>
+    <w:p>
+      <w:pPr>
+        <w:shd w:fill="1E293B" w:val="clear"/>
+        <w:spacing w:after="0" w:before="0"/>
+        <w:ind w:left="215" w:right="215"/>
+      </w:pPr>
+      <w:r>
+        <w:rPr>
+          <w:rFonts w:ascii="Consolas" w:cs="Consolas" w:eastAsia="Consolas" w:hAnsi="Consolas"/>
+          <w:color w:val="E2E8F0"/>
+          <w:sz w:val="17"/>
+          <w:szCs w:val="17"/>
+        </w:rPr>
+        <w:t xml:space="preserve">    ],</w:t>
+      </w:r>
+    </w:p>
+    <w:p>
+      <w:pPr>
+        <w:shd w:fill="1E293B" w:val="clear"/>
+        <w:spacing w:after="0" w:before="0"/>
+        <w:ind w:left="215" w:right="215"/>
+      </w:pPr>
+      <w:r>
+        <w:rPr>
+          <w:rFonts w:ascii="Consolas" w:cs="Consolas" w:eastAsia="Consolas" w:hAnsi="Consolas"/>
+          <w:color w:val="E2E8F0"/>
+          <w:sz w:val="17"/>
+          <w:szCs w:val="17"/>
+        </w:rPr>
+        <w:t xml:space="preserve">    "timestamp": "2026-04-14T10:15:00-04:00"</w:t>
+      </w:r>
+    </w:p>
+    <w:p>
+      <w:pPr>
+        <w:shd w:fill="1E293B" w:val="clear"/>
+        <w:spacing w:after="0" w:before="0"/>
+        <w:ind w:left="215" w:right="215"/>
+      </w:pPr>
+      <w:r>
+        <w:rPr>
+          <w:rFonts w:ascii="Consolas" w:cs="Consolas" w:eastAsia="Consolas" w:hAnsi="Consolas"/>
+          <w:color w:val="E2E8F0"/>
+          <w:sz w:val="17"/>
+          <w:szCs w:val="17"/>
+        </w:rPr>
+        <w:t xml:space="preserve">  }'</w:t>
+      </w:r>
+    </w:p>
     <w:p>
       <w:pPr>
         <w:pBdr>
@@ -3348,15 +3682,15 @@
           <w:sz w:val="22"/>
           <w:szCs w:val="22"/>
         </w:rPr>
-        <w:t xml:space="preserve">Catalogo completo: </w:t>
-      </w:r>
-      <w:r>
-        <w:rPr>
-          <w:rFonts w:ascii="Calibri" w:cs="Calibri" w:eastAsia="Calibri" w:hAnsi="Calibri"/>
-          <w:sz w:val="22"/>
-          <w:szCs w:val="22"/>
-        </w:rPr>
-        <w:t xml:space="preserve">Consulte el documento "Catalogo de Sorteos Premier" para ver la tabla detallada con los 48 slots, sus juegos, horarios y rangos de numeros validos.</w:t>
+        <w:t xml:space="preserve">Nota: </w:t>
+      </w:r>
+      <w:r>
+        <w:rPr>
+          <w:rFonts w:ascii="Calibri" w:cs="Calibri" w:eastAsia="Calibri" w:hAnsi="Calibri"/>
+          <w:sz w:val="22"/>
+          <w:szCs w:val="22"/>
+        </w:rPr>
+        <w:t xml:space="preserve">En el ejemplo anterior, cada jugada va dirigida a un juego y hora diferente: slot 1 = LOTOANIMALITO 08:00, slot 13 = LOTTOPANTERA 08:00, slot 25 = TRIPLE PANTERA 08:00. El campo game es solo informativo.</w:t>
       </w:r>
     </w:p>
     <w:p>
@@ -3372,7 +3706,7 @@
           <w:sz w:val="28"/>
           <w:szCs w:val="28"/>
         </w:rPr>
-        <w:t xml:space="preserve">8. Pruebas Recomendadas</w:t>
+        <w:t xml:space="preserve">7. Referencia Rapida de Slots</w:t>
       </w:r>
     </w:p>
     <w:p>
@@ -3385,171 +3719,342 @@
           <w:sz w:val="22"/>
           <w:szCs w:val="22"/>
         </w:rPr>
-        <w:t xml:space="preserve">Antes de enviar jugadas reales, recomendamos las siguientes pruebas:</w:t>
-      </w:r>
-    </w:p>
-    <w:p>
-      <w:pPr>
-        <w:spacing w:after="40" w:before="160"/>
+        <w:t xml:space="preserve">Los 48 slots se distribuyen en 4 juegos con 12 horarios cada uno (08:00 a 19:00):</w:t>
+      </w:r>
+    </w:p>
+    <w:tbl>
+      <w:tblPr>
+        <w:tblW w:type="pct" w:w="100%"/>
+        <w:tblBorders>
+          <w:top w:val="single" w:color="auto" w:sz="4"/>
+          <w:left w:val="single" w:color="auto" w:sz="4"/>
+          <w:bottom w:val="single" w:color="auto" w:sz="4"/>
+          <w:right w:val="single" w:color="auto" w:sz="4"/>
+          <w:insideH w:val="single" w:color="auto" w:sz="4"/>
+          <w:insideV w:val="single" w:color="auto" w:sz="4"/>
+        </w:tblBorders>
+      </w:tblPr>
+      <w:tblGrid>
+        <w:gridCol w:w="100"/>
+        <w:gridCol w:w="100"/>
+        <w:gridCol w:w="100"/>
+      </w:tblGrid>
+      <w:tr>
+        <w:tc>
+          <w:tcPr>
+            <w:tcW w:type="pct" w:w="30%"/>
+            <w:shd w:fill="F1F5F9" w:val="clear"/>
+          </w:tcPr>
+          <w:p>
+            <w:pPr>
+              <w:spacing w:after="40" w:before="40"/>
+            </w:pPr>
+            <w:r>
+              <w:rPr>
+                <w:rFonts w:ascii="Calibri" w:cs="Calibri" w:eastAsia="Calibri" w:hAnsi="Calibri"/>
+                <w:b/>
+                <w:bCs/>
+                <w:sz w:val="20"/>
+                <w:szCs w:val="20"/>
+              </w:rPr>
+              <w:t xml:space="preserve">Juego</w:t>
+            </w:r>
+          </w:p>
+        </w:tc>
+        <w:tc>
+          <w:tcPr>
+            <w:tcW w:type="pct" w:w="15%"/>
+            <w:shd w:fill="F1F5F9" w:val="clear"/>
+          </w:tcPr>
+          <w:p>
+            <w:pPr>
+              <w:spacing w:after="40" w:before="40"/>
+            </w:pPr>
+            <w:r>
+              <w:rPr>
+                <w:rFonts w:ascii="Calibri" w:cs="Calibri" w:eastAsia="Calibri" w:hAnsi="Calibri"/>
+                <w:b/>
+                <w:bCs/>
+                <w:sz w:val="20"/>
+                <w:szCs w:val="20"/>
+              </w:rPr>
+              <w:t xml:space="preserve">Slots</w:t>
+            </w:r>
+          </w:p>
+        </w:tc>
+        <w:tc>
+          <w:tcPr>
+            <w:tcW w:type="pct" w:w="55%"/>
+            <w:shd w:fill="F1F5F9" w:val="clear"/>
+          </w:tcPr>
+          <w:p>
+            <w:pPr>
+              <w:spacing w:after="40" w:before="40"/>
+            </w:pPr>
+            <w:r>
+              <w:rPr>
+                <w:rFonts w:ascii="Calibri" w:cs="Calibri" w:eastAsia="Calibri" w:hAnsi="Calibri"/>
+                <w:b/>
+                <w:bCs/>
+                <w:sz w:val="20"/>
+                <w:szCs w:val="20"/>
+              </w:rPr>
+              <w:t xml:space="preserve">Rango de Numeros</w:t>
+            </w:r>
+          </w:p>
+        </w:tc>
+      </w:tr>
+      <w:tr>
+        <w:tc>
+          <w:tcPr>
+            <w:tcW w:type="pct" w:w="30%"/>
+          </w:tcPr>
+          <w:p>
+            <w:pPr>
+              <w:spacing w:after="40" w:before="40"/>
+            </w:pPr>
+            <w:r>
+              <w:rPr>
+                <w:rFonts w:ascii="Calibri" w:cs="Calibri" w:eastAsia="Calibri" w:hAnsi="Calibri"/>
+                <w:sz w:val="20"/>
+                <w:szCs w:val="20"/>
+              </w:rPr>
+              <w:t xml:space="preserve">LOTOANIMALITO</w:t>
+            </w:r>
+          </w:p>
+        </w:tc>
+        <w:tc>
+          <w:tcPr>
+            <w:tcW w:type="pct" w:w="15%"/>
+          </w:tcPr>
+          <w:p>
+            <w:pPr>
+              <w:spacing w:after="40" w:before="40"/>
+            </w:pPr>
+            <w:r>
+              <w:rPr>
+                <w:rFonts w:ascii="Calibri" w:cs="Calibri" w:eastAsia="Calibri" w:hAnsi="Calibri"/>
+                <w:sz w:val="20"/>
+                <w:szCs w:val="20"/>
+              </w:rPr>
+              <w:t xml:space="preserve">1 - 12</w:t>
+            </w:r>
+          </w:p>
+        </w:tc>
+        <w:tc>
+          <w:tcPr>
+            <w:tcW w:type="pct" w:w="55%"/>
+          </w:tcPr>
+          <w:p>
+            <w:pPr>
+              <w:spacing w:after="40" w:before="40"/>
+            </w:pPr>
+            <w:r>
+              <w:rPr>
+                <w:rFonts w:ascii="Calibri" w:cs="Calibri" w:eastAsia="Calibri" w:hAnsi="Calibri"/>
+                <w:sz w:val="20"/>
+                <w:szCs w:val="20"/>
+              </w:rPr>
+              <w:t xml:space="preserve">"0", "00" a "36" (38 numeros — "0" es DELFIN, "00" es BALLENA)</w:t>
+            </w:r>
+          </w:p>
+        </w:tc>
+      </w:tr>
+      <w:tr>
+        <w:tc>
+          <w:tcPr>
+            <w:tcW w:type="pct" w:w="30%"/>
+          </w:tcPr>
+          <w:p>
+            <w:pPr>
+              <w:spacing w:after="40" w:before="40"/>
+            </w:pPr>
+            <w:r>
+              <w:rPr>
+                <w:rFonts w:ascii="Calibri" w:cs="Calibri" w:eastAsia="Calibri" w:hAnsi="Calibri"/>
+                <w:sz w:val="20"/>
+                <w:szCs w:val="20"/>
+              </w:rPr>
+              <w:t xml:space="preserve">LOTTOPANTERA</w:t>
+            </w:r>
+          </w:p>
+        </w:tc>
+        <w:tc>
+          <w:tcPr>
+            <w:tcW w:type="pct" w:w="15%"/>
+          </w:tcPr>
+          <w:p>
+            <w:pPr>
+              <w:spacing w:after="40" w:before="40"/>
+            </w:pPr>
+            <w:r>
+              <w:rPr>
+                <w:rFonts w:ascii="Calibri" w:cs="Calibri" w:eastAsia="Calibri" w:hAnsi="Calibri"/>
+                <w:sz w:val="20"/>
+                <w:szCs w:val="20"/>
+              </w:rPr>
+              <w:t xml:space="preserve">13 - 24</w:t>
+            </w:r>
+          </w:p>
+        </w:tc>
+        <w:tc>
+          <w:tcPr>
+            <w:tcW w:type="pct" w:w="55%"/>
+          </w:tcPr>
+          <w:p>
+            <w:pPr>
+              <w:spacing w:after="40" w:before="40"/>
+            </w:pPr>
+            <w:r>
+              <w:rPr>
+                <w:rFonts w:ascii="Calibri" w:cs="Calibri" w:eastAsia="Calibri" w:hAnsi="Calibri"/>
+                <w:sz w:val="20"/>
+                <w:szCs w:val="20"/>
+              </w:rPr>
+              <w:t xml:space="preserve">"0", "00" a "48" (50 numeros — "0" es DELFIN, "00" es BALLENA)</w:t>
+            </w:r>
+          </w:p>
+        </w:tc>
+      </w:tr>
+      <w:tr>
+        <w:tc>
+          <w:tcPr>
+            <w:tcW w:type="pct" w:w="30%"/>
+          </w:tcPr>
+          <w:p>
+            <w:pPr>
+              <w:spacing w:after="40" w:before="40"/>
+            </w:pPr>
+            <w:r>
+              <w:rPr>
+                <w:rFonts w:ascii="Calibri" w:cs="Calibri" w:eastAsia="Calibri" w:hAnsi="Calibri"/>
+                <w:sz w:val="20"/>
+                <w:szCs w:val="20"/>
+              </w:rPr>
+              <w:t xml:space="preserve">TRIPLE PANTERA</w:t>
+            </w:r>
+          </w:p>
+        </w:tc>
+        <w:tc>
+          <w:tcPr>
+            <w:tcW w:type="pct" w:w="15%"/>
+          </w:tcPr>
+          <w:p>
+            <w:pPr>
+              <w:spacing w:after="40" w:before="40"/>
+            </w:pPr>
+            <w:r>
+              <w:rPr>
+                <w:rFonts w:ascii="Calibri" w:cs="Calibri" w:eastAsia="Calibri" w:hAnsi="Calibri"/>
+                <w:sz w:val="20"/>
+                <w:szCs w:val="20"/>
+              </w:rPr>
+              <w:t xml:space="preserve">25 - 36</w:t>
+            </w:r>
+          </w:p>
+        </w:tc>
+        <w:tc>
+          <w:tcPr>
+            <w:tcW w:type="pct" w:w="55%"/>
+          </w:tcPr>
+          <w:p>
+            <w:pPr>
+              <w:spacing w:after="40" w:before="40"/>
+            </w:pPr>
+            <w:r>
+              <w:rPr>
+                <w:rFonts w:ascii="Calibri" w:cs="Calibri" w:eastAsia="Calibri" w:hAnsi="Calibri"/>
+                <w:sz w:val="20"/>
+                <w:szCs w:val="20"/>
+              </w:rPr>
+              <w:t xml:space="preserve">"000" a "999" (1000 triples)</w:t>
+            </w:r>
+          </w:p>
+        </w:tc>
+      </w:tr>
+      <w:tr>
+        <w:tc>
+          <w:tcPr>
+            <w:tcW w:type="pct" w:w="30%"/>
+          </w:tcPr>
+          <w:p>
+            <w:pPr>
+              <w:spacing w:after="40" w:before="40"/>
+            </w:pPr>
+            <w:r>
+              <w:rPr>
+                <w:rFonts w:ascii="Calibri" w:cs="Calibri" w:eastAsia="Calibri" w:hAnsi="Calibri"/>
+                <w:sz w:val="20"/>
+                <w:szCs w:val="20"/>
+              </w:rPr>
+              <w:t xml:space="preserve">TERMINAL PANTERA</w:t>
+            </w:r>
+          </w:p>
+        </w:tc>
+        <w:tc>
+          <w:tcPr>
+            <w:tcW w:type="pct" w:w="15%"/>
+          </w:tcPr>
+          <w:p>
+            <w:pPr>
+              <w:spacing w:after="40" w:before="40"/>
+            </w:pPr>
+            <w:r>
+              <w:rPr>
+                <w:rFonts w:ascii="Calibri" w:cs="Calibri" w:eastAsia="Calibri" w:hAnsi="Calibri"/>
+                <w:sz w:val="20"/>
+                <w:szCs w:val="20"/>
+              </w:rPr>
+              <w:t xml:space="preserve">37 - 48</w:t>
+            </w:r>
+          </w:p>
+        </w:tc>
+        <w:tc>
+          <w:tcPr>
+            <w:tcW w:type="pct" w:w="55%"/>
+          </w:tcPr>
+          <w:p>
+            <w:pPr>
+              <w:spacing w:after="40" w:before="40"/>
+            </w:pPr>
+            <w:r>
+              <w:rPr>
+                <w:rFonts w:ascii="Calibri" w:cs="Calibri" w:eastAsia="Calibri" w:hAnsi="Calibri"/>
+                <w:sz w:val="20"/>
+                <w:szCs w:val="20"/>
+              </w:rPr>
+              <w:t xml:space="preserve">"00" a "99" (100 terminales)</w:t>
+            </w:r>
+          </w:p>
+        </w:tc>
+      </w:tr>
+    </w:tbl>
+    <w:p>
+      <w:pPr>
+        <w:pBdr>
+          <w:left w:val="single" w:color="2563EB" w:sz="6"/>
+        </w:pBdr>
+        <w:shd w:fill="EFF6FF" w:val="clear"/>
+        <w:spacing w:after="120" w:before="120"/>
+        <w:ind w:left="215" w:right="215"/>
       </w:pPr>
       <w:r>
         <w:rPr>
           <w:rFonts w:ascii="Calibri" w:cs="Calibri" w:eastAsia="Calibri" w:hAnsi="Calibri"/>
           <w:b/>
           <w:bCs/>
-          <w:color w:val="FFFFFF"/>
-          <w:sz w:val="22"/>
-          <w:szCs w:val="22"/>
-          <w:shd w:fill="2563EB" w:val="clear"/>
-        </w:rPr>
-        <w:t xml:space="preserve">  1  </w:t>
-      </w:r>
-      <w:r>
-        <w:rPr>
-          <w:rFonts w:ascii="Calibri" w:cs="Calibri" w:eastAsia="Calibri" w:hAnsi="Calibri"/>
-          <w:b/>
-          <w:bCs/>
-          <w:sz w:val="22"/>
-          <w:szCs w:val="22"/>
-        </w:rPr>
-        <w:t xml:space="preserve">  Jugada simple aceptada</w:t>
-      </w:r>
-    </w:p>
-    <w:p>
-      <w:pPr>
-        <w:spacing w:after="100"/>
-        <w:ind w:left="504"/>
-      </w:pPr>
-      <w:r>
-        <w:rPr>
-          <w:rFonts w:ascii="Calibri" w:cs="Calibri" w:eastAsia="Calibri" w:hAnsi="Calibri"/>
-          <w:sz w:val="22"/>
-          <w:szCs w:val="22"/>
-        </w:rPr>
-        <w:t xml:space="preserve">Envie un payload con una sola jugada apuntando a un sorteo que aun no haya cerrado. Verifique que recibe status: "ACCEPTED" y un ticket.id.</w:t>
-      </w:r>
-    </w:p>
-    <w:p>
-      <w:pPr>
-        <w:spacing w:after="40" w:before="160"/>
-      </w:pPr>
-      <w:r>
-        <w:rPr>
-          <w:rFonts w:ascii="Calibri" w:cs="Calibri" w:eastAsia="Calibri" w:hAnsi="Calibri"/>
-          <w:b/>
-          <w:bCs/>
-          <w:color w:val="FFFFFF"/>
-          <w:sz w:val="22"/>
-          <w:szCs w:val="22"/>
-          <w:shd w:fill="2563EB" w:val="clear"/>
-        </w:rPr>
-        <w:t xml:space="preserve">  2  </w:t>
-      </w:r>
-      <w:r>
-        <w:rPr>
-          <w:rFonts w:ascii="Calibri" w:cs="Calibri" w:eastAsia="Calibri" w:hAnsi="Calibri"/>
-          <w:b/>
-          <w:bCs/>
-          <w:sz w:val="22"/>
-          <w:szCs w:val="22"/>
-        </w:rPr>
-        <w:t xml:space="preserve">  Jugada rechazada por sorteo cerrado</w:t>
-      </w:r>
-    </w:p>
-    <w:p>
-      <w:pPr>
-        <w:spacing w:after="100"/>
-        <w:ind w:left="504"/>
-      </w:pPr>
-      <w:r>
-        <w:rPr>
-          <w:rFonts w:ascii="Calibri" w:cs="Calibri" w:eastAsia="Calibri" w:hAnsi="Calibri"/>
-          <w:sz w:val="22"/>
-          <w:szCs w:val="22"/>
-        </w:rPr>
-        <w:t xml:space="preserve">Envie una jugada apuntando a un sorteo que ya paso (ej: slot de las 08:00 enviado a las 15:00). Verifique que recibe status: "REJECTED" con el motivo.</w:t>
-      </w:r>
-    </w:p>
-    <w:p>
-      <w:pPr>
-        <w:spacing w:after="40" w:before="160"/>
-      </w:pPr>
-      <w:r>
-        <w:rPr>
-          <w:rFonts w:ascii="Calibri" w:cs="Calibri" w:eastAsia="Calibri" w:hAnsi="Calibri"/>
-          <w:b/>
-          <w:bCs/>
-          <w:color w:val="FFFFFF"/>
-          <w:sz w:val="22"/>
-          <w:szCs w:val="22"/>
-          <w:shd w:fill="2563EB" w:val="clear"/>
-        </w:rPr>
-        <w:t xml:space="preserve">  3  </w:t>
-      </w:r>
-      <w:r>
-        <w:rPr>
-          <w:rFonts w:ascii="Calibri" w:cs="Calibri" w:eastAsia="Calibri" w:hAnsi="Calibri"/>
-          <w:b/>
-          <w:bCs/>
-          <w:sz w:val="22"/>
-          <w:szCs w:val="22"/>
-        </w:rPr>
-        <w:t xml:space="preserve">  Multiples jugadas</w:t>
-      </w:r>
-    </w:p>
-    <w:p>
-      <w:pPr>
-        <w:spacing w:after="100"/>
-        <w:ind w:left="504"/>
-      </w:pPr>
-      <w:r>
-        <w:rPr>
-          <w:rFonts w:ascii="Calibri" w:cs="Calibri" w:eastAsia="Calibri" w:hAnsi="Calibri"/>
-          <w:sz w:val="22"/>
-          <w:szCs w:val="22"/>
-        </w:rPr>
-        <w:t xml:space="preserve">Envie un payload con 2-3 jugadas en el array plays. Verifique que todas se procesan y recibe un solo ticket.</w:t>
-      </w:r>
-    </w:p>
-    <w:p>
-      <w:pPr>
-        <w:spacing w:after="40" w:before="160"/>
-      </w:pPr>
-      <w:r>
-        <w:rPr>
-          <w:rFonts w:ascii="Calibri" w:cs="Calibri" w:eastAsia="Calibri" w:hAnsi="Calibri"/>
-          <w:b/>
-          <w:bCs/>
-          <w:color w:val="FFFFFF"/>
-          <w:sz w:val="22"/>
-          <w:szCs w:val="22"/>
-          <w:shd w:fill="2563EB" w:val="clear"/>
-        </w:rPr>
-        <w:t xml:space="preserve">  4  </w:t>
-      </w:r>
-      <w:r>
-        <w:rPr>
-          <w:rFonts w:ascii="Calibri" w:cs="Calibri" w:eastAsia="Calibri" w:hAnsi="Calibri"/>
-          <w:b/>
-          <w:bCs/>
-          <w:sz w:val="22"/>
-          <w:szCs w:val="22"/>
-        </w:rPr>
-        <w:t xml:space="preserve">  Deteccion de duplicados</w:t>
-      </w:r>
-    </w:p>
-    <w:p>
-      <w:pPr>
-        <w:spacing w:after="100"/>
-        <w:ind w:left="504"/>
-      </w:pPr>
-      <w:r>
-        <w:rPr>
-          <w:rFonts w:ascii="Calibri" w:cs="Calibri" w:eastAsia="Calibri" w:hAnsi="Calibri"/>
-          <w:sz w:val="22"/>
-          <w:szCs w:val="22"/>
-        </w:rPr>
-        <w:t xml:space="preserve">Envie el mismo ticketId dos veces. La segunda vez debe recibir una respuesta indicando duplicado.</w:t>
+          <w:sz w:val="22"/>
+          <w:szCs w:val="22"/>
+        </w:rPr>
+        <w:t xml:space="preserve">Catalogo completo: </w:t>
+      </w:r>
+      <w:r>
+        <w:rPr>
+          <w:rFonts w:ascii="Calibri" w:cs="Calibri" w:eastAsia="Calibri" w:hAnsi="Calibri"/>
+          <w:sz w:val="22"/>
+          <w:szCs w:val="22"/>
+        </w:rPr>
+        <w:t xml:space="preserve">Consulte el documento "Catalogo de Sorteos Premier" para ver la tabla detallada con los 48 slots, sus juegos, horarios y rangos de numeros validos.</w:t>
       </w:r>
     </w:p>
     <w:p>
@@ -3565,6 +4070,240 @@
           <w:sz w:val="28"/>
           <w:szCs w:val="28"/>
         </w:rPr>
+        <w:t xml:space="preserve">8. Pruebas Recomendadas</w:t>
+      </w:r>
+    </w:p>
+    <w:p>
+      <w:pPr>
+        <w:spacing w:after="120"/>
+      </w:pPr>
+      <w:r>
+        <w:rPr>
+          <w:rFonts w:ascii="Calibri" w:cs="Calibri" w:eastAsia="Calibri" w:hAnsi="Calibri"/>
+          <w:sz w:val="22"/>
+          <w:szCs w:val="22"/>
+        </w:rPr>
+        <w:t xml:space="preserve">Antes de enviar jugadas reales, recomendamos las siguientes pruebas:</w:t>
+      </w:r>
+    </w:p>
+    <w:p>
+      <w:pPr>
+        <w:spacing w:after="40" w:before="160"/>
+      </w:pPr>
+      <w:r>
+        <w:rPr>
+          <w:rFonts w:ascii="Calibri" w:cs="Calibri" w:eastAsia="Calibri" w:hAnsi="Calibri"/>
+          <w:b/>
+          <w:bCs/>
+          <w:color w:val="FFFFFF"/>
+          <w:sz w:val="22"/>
+          <w:szCs w:val="22"/>
+          <w:shd w:fill="2563EB" w:val="clear"/>
+        </w:rPr>
+        <w:t xml:space="preserve">  1  </w:t>
+      </w:r>
+      <w:r>
+        <w:rPr>
+          <w:rFonts w:ascii="Calibri" w:cs="Calibri" w:eastAsia="Calibri" w:hAnsi="Calibri"/>
+          <w:b/>
+          <w:bCs/>
+          <w:sz w:val="22"/>
+          <w:szCs w:val="22"/>
+        </w:rPr>
+        <w:t xml:space="preserve">  Jugada simple aceptada</w:t>
+      </w:r>
+    </w:p>
+    <w:p>
+      <w:pPr>
+        <w:spacing w:after="100"/>
+        <w:ind w:left="504"/>
+      </w:pPr>
+      <w:r>
+        <w:rPr>
+          <w:rFonts w:ascii="Calibri" w:cs="Calibri" w:eastAsia="Calibri" w:hAnsi="Calibri"/>
+          <w:sz w:val="22"/>
+          <w:szCs w:val="22"/>
+        </w:rPr>
+        <w:t xml:space="preserve">Envie un payload con una sola jugada apuntando a un sorteo que aun no haya cerrado. Verifique que recibe status: "ACCEPTED" y un ticket.id.</w:t>
+      </w:r>
+    </w:p>
+    <w:p>
+      <w:pPr>
+        <w:spacing w:after="40" w:before="160"/>
+      </w:pPr>
+      <w:r>
+        <w:rPr>
+          <w:rFonts w:ascii="Calibri" w:cs="Calibri" w:eastAsia="Calibri" w:hAnsi="Calibri"/>
+          <w:b/>
+          <w:bCs/>
+          <w:color w:val="FFFFFF"/>
+          <w:sz w:val="22"/>
+          <w:szCs w:val="22"/>
+          <w:shd w:fill="2563EB" w:val="clear"/>
+        </w:rPr>
+        <w:t xml:space="preserve">  2  </w:t>
+      </w:r>
+      <w:r>
+        <w:rPr>
+          <w:rFonts w:ascii="Calibri" w:cs="Calibri" w:eastAsia="Calibri" w:hAnsi="Calibri"/>
+          <w:b/>
+          <w:bCs/>
+          <w:sz w:val="22"/>
+          <w:szCs w:val="22"/>
+        </w:rPr>
+        <w:t xml:space="preserve">  Jugada rechazada por sorteo cerrado</w:t>
+      </w:r>
+    </w:p>
+    <w:p>
+      <w:pPr>
+        <w:spacing w:after="100"/>
+        <w:ind w:left="504"/>
+      </w:pPr>
+      <w:r>
+        <w:rPr>
+          <w:rFonts w:ascii="Calibri" w:cs="Calibri" w:eastAsia="Calibri" w:hAnsi="Calibri"/>
+          <w:sz w:val="22"/>
+          <w:szCs w:val="22"/>
+        </w:rPr>
+        <w:t xml:space="preserve">Envie una jugada apuntando a un sorteo que ya paso (ej: slot de las 08:00 enviado a las 15:00). Verifique que recibe status: "REJECTED" con el motivo.</w:t>
+      </w:r>
+    </w:p>
+    <w:p>
+      <w:pPr>
+        <w:spacing w:after="40" w:before="160"/>
+      </w:pPr>
+      <w:r>
+        <w:rPr>
+          <w:rFonts w:ascii="Calibri" w:cs="Calibri" w:eastAsia="Calibri" w:hAnsi="Calibri"/>
+          <w:b/>
+          <w:bCs/>
+          <w:color w:val="FFFFFF"/>
+          <w:sz w:val="22"/>
+          <w:szCs w:val="22"/>
+          <w:shd w:fill="2563EB" w:val="clear"/>
+        </w:rPr>
+        <w:t xml:space="preserve">  3  </w:t>
+      </w:r>
+      <w:r>
+        <w:rPr>
+          <w:rFonts w:ascii="Calibri" w:cs="Calibri" w:eastAsia="Calibri" w:hAnsi="Calibri"/>
+          <w:b/>
+          <w:bCs/>
+          <w:sz w:val="22"/>
+          <w:szCs w:val="22"/>
+        </w:rPr>
+        <w:t xml:space="preserve">  Multiples jugadas</w:t>
+      </w:r>
+    </w:p>
+    <w:p>
+      <w:pPr>
+        <w:spacing w:after="100"/>
+        <w:ind w:left="504"/>
+      </w:pPr>
+      <w:r>
+        <w:rPr>
+          <w:rFonts w:ascii="Calibri" w:cs="Calibri" w:eastAsia="Calibri" w:hAnsi="Calibri"/>
+          <w:sz w:val="22"/>
+          <w:szCs w:val="22"/>
+        </w:rPr>
+        <w:t xml:space="preserve">Envie un payload con 2-3 jugadas en el array plays. Verifique que todas se procesan, recibe un solo ticket y todas aparecen en items.</w:t>
+      </w:r>
+    </w:p>
+    <w:p>
+      <w:pPr>
+        <w:spacing w:after="40" w:before="160"/>
+      </w:pPr>
+      <w:r>
+        <w:rPr>
+          <w:rFonts w:ascii="Calibri" w:cs="Calibri" w:eastAsia="Calibri" w:hAnsi="Calibri"/>
+          <w:b/>
+          <w:bCs/>
+          <w:color w:val="FFFFFF"/>
+          <w:sz w:val="22"/>
+          <w:szCs w:val="22"/>
+          <w:shd w:fill="2563EB" w:val="clear"/>
+        </w:rPr>
+        <w:t xml:space="preserve">  4  </w:t>
+      </w:r>
+      <w:r>
+        <w:rPr>
+          <w:rFonts w:ascii="Calibri" w:cs="Calibri" w:eastAsia="Calibri" w:hAnsi="Calibri"/>
+          <w:b/>
+          <w:bCs/>
+          <w:sz w:val="22"/>
+          <w:szCs w:val="22"/>
+        </w:rPr>
+        <w:t xml:space="preserve">  Aceptacion parcial por cupo</w:t>
+      </w:r>
+    </w:p>
+    <w:p>
+      <w:pPr>
+        <w:spacing w:after="100"/>
+        <w:ind w:left="504"/>
+      </w:pPr>
+      <w:r>
+        <w:rPr>
+          <w:rFonts w:ascii="Calibri" w:cs="Calibri" w:eastAsia="Calibri" w:hAnsi="Calibri"/>
+          <w:sz w:val="22"/>
+          <w:szCs w:val="22"/>
+        </w:rPr>
+        <w:t xml:space="preserve">Envie un payload con 2 jugadas donde una de ellas apunte a un numero que ya alcanzo su cupo (o este bloqueado). Verifique que el ticket es ACCEPTED, items contiene solo la jugada disponible y totalAmount refleja solo esa venta.</w:t>
+      </w:r>
+    </w:p>
+    <w:p>
+      <w:pPr>
+        <w:spacing w:after="40" w:before="160"/>
+      </w:pPr>
+      <w:r>
+        <w:rPr>
+          <w:rFonts w:ascii="Calibri" w:cs="Calibri" w:eastAsia="Calibri" w:hAnsi="Calibri"/>
+          <w:b/>
+          <w:bCs/>
+          <w:color w:val="FFFFFF"/>
+          <w:sz w:val="22"/>
+          <w:szCs w:val="22"/>
+          <w:shd w:fill="2563EB" w:val="clear"/>
+        </w:rPr>
+        <w:t xml:space="preserve">  5  </w:t>
+      </w:r>
+      <w:r>
+        <w:rPr>
+          <w:rFonts w:ascii="Calibri" w:cs="Calibri" w:eastAsia="Calibri" w:hAnsi="Calibri"/>
+          <w:b/>
+          <w:bCs/>
+          <w:sz w:val="22"/>
+          <w:szCs w:val="22"/>
+        </w:rPr>
+        <w:t xml:space="preserve">  Deteccion de duplicados</w:t>
+      </w:r>
+    </w:p>
+    <w:p>
+      <w:pPr>
+        <w:spacing w:after="100"/>
+        <w:ind w:left="504"/>
+      </w:pPr>
+      <w:r>
+        <w:rPr>
+          <w:rFonts w:ascii="Calibri" w:cs="Calibri" w:eastAsia="Calibri" w:hAnsi="Calibri"/>
+          <w:sz w:val="22"/>
+          <w:szCs w:val="22"/>
+        </w:rPr>
+        <w:t xml:space="preserve">Envie el mismo ticketId dos veces. La segunda vez debe recibir una respuesta indicando duplicado.</w:t>
+      </w:r>
+    </w:p>
+    <w:p>
+      <w:pPr>
+        <w:pStyle w:val="Heading1"/>
+        <w:spacing w:after="120" w:before="300"/>
+      </w:pPr>
+      <w:r>
+        <w:rPr>
+          <w:b/>
+          <w:bCs/>
+          <w:color w:val="1E3A5F"/>
+          <w:sz w:val="28"/>
+          <w:szCs w:val="28"/>
+        </w:rPr>
         <w:t xml:space="preserve">9. Contacto</w:t>
       </w:r>
     </w:p>
@@ -3578,7 +4317,7 @@
           <w:sz w:val="22"/>
           <w:szCs w:val="22"/>
         </w:rPr>
-        <w:t xml:space="preserve">Para cualquier duda sobre la integracion, pueden comunicarse con nuestro equipo tecnico. Si experimentan rechazos inesperados, verifiquen: (1) que el drawSlotId corresponda a un sorteo abierto, (2) que el numero sea valido para el juego, y (3) que el ticketId sea unico.</w:t>
+        <w:t xml:space="preserve">Para cualquier duda sobre la integracion, pueden comunicarse con nuestro equipo tecnico. Si experimentan jugadas que no entran en items, revisen: (1) si el numero ya alcanzo su cupo o esta bloqueado, (2) si el sorteo aun esta abierto, (3) si el numero existe para el juego del slot. Si todo el ticket es REJECTED, revisen estructura del payload y unicidad del ticketId.</w:t>
       </w:r>
     </w:p>
     <w:p>
